--- a/join/files/anketa.docx
+++ b/join/files/anketa.docx
@@ -5171,6 +5171,99 @@
                 <w:alias w:val="Услуги"/>
                 <w:tag w:val="f11"/>
                 <w:id w:val="1011"/>
+                <w:lock w:val="sdtLocked"/>
+                <w:showingPlcHdr/>
+                <w:text w:multiLine="1"/>
+              </w:sdtPr>
+              <w:sdtContent>
+                <w:r>
+                  <w:rPr>
+                    <w:color w:val="808080"/>
+                  </w:rPr>
+                  <w:t xml:space="preserve">Нажмите и введите</w:t>
+                </w:r>
+              </w:sdtContent>
+            </w:sdt>
+          </w:p>
+        </w:tc>
+      </w:tr>
+      <w:tr>
+        <w:trPr>
+          <w:cantSplit/>
+          <w:trHeight w:val="1650" w:hRule="atLeast"/>
+        </w:trPr>
+        <w:tc>
+          <w:tcPr>
+            <w:tcW w:type="dxa" w:w="3100"/>
+            <w:tcBorders>
+              <w:top w:val="single" w:color="000000" w:sz="4"/>
+              <w:left w:val="single" w:color="000000" w:sz="4"/>
+              <w:bottom w:val="single" w:color="000000" w:sz="4"/>
+              <w:right w:val="single" w:color="000000" w:sz="4"/>
+            </w:tcBorders>
+            <w:tcMar>
+              <w:top w:type="dxa" w:w="70"/>
+              <w:left w:type="dxa" w:w="100"/>
+              <w:bottom w:type="dxa" w:w="70"/>
+              <w:right w:type="dxa" w:w="100"/>
+            </w:tcMar>
+          </w:tcPr>
+          <w:p>
+            <w:pPr>
+              <w:spacing w:after="20" w:before="0"/>
+            </w:pPr>
+            <w:r>
+              <w:rPr>
+                <w:rFonts w:ascii="Arial" w:cs="Arial" w:eastAsia="Arial" w:hAnsi="Arial"/>
+                <w:b/>
+                <w:bCs/>
+                <w:sz w:val="20"/>
+                <w:szCs w:val="20"/>
+              </w:rPr>
+              <w:t xml:space="preserve">Прайс-лист</w:t>
+            </w:r>
+          </w:p>
+          <w:p>
+            <w:pPr>
+              <w:spacing w:after="0" w:before="0"/>
+            </w:pPr>
+            <w:r>
+              <w:rPr>
+                <w:rFonts w:ascii="Arial" w:cs="Arial" w:eastAsia="Arial" w:hAnsi="Arial"/>
+                <w:i/>
+                <w:iCs/>
+                <w:sz w:val="16"/>
+                <w:szCs w:val="16"/>
+              </w:rPr>
+              <w:t xml:space="preserve">по желанию: услуга — цена, по одной в строке, например «Маникюр с гель-лаком — 60 CHF». В вашей карточке появится кнопка «Прайс-лист PNG»</w:t>
+            </w:r>
+          </w:p>
+        </w:tc>
+        <w:tc>
+          <w:tcPr>
+            <w:tcW w:type="dxa" w:w="6538"/>
+            <w:tcBorders>
+              <w:top w:val="single" w:color="000000" w:sz="4"/>
+              <w:left w:val="single" w:color="000000" w:sz="4"/>
+              <w:bottom w:val="single" w:color="000000" w:sz="4"/>
+              <w:right w:val="single" w:color="000000" w:sz="4"/>
+            </w:tcBorders>
+            <w:tcMar>
+              <w:top w:type="dxa" w:w="70"/>
+              <w:left w:type="dxa" w:w="100"/>
+              <w:bottom w:type="dxa" w:w="70"/>
+              <w:right w:type="dxa" w:w="100"/>
+            </w:tcMar>
+          </w:tcPr>
+          <w:p>
+            <w:pPr>
+              <w:spacing w:after="0" w:before="0"/>
+            </w:pPr>
+            <w:sdt>
+              <w:sdtPr>
+                <w:alias w:val="Прайс-лист"/>
+                <w:tag w:val="f26"/>
+                <w:id w:val="3040"/>
                 <w:lock w:val="sdtLocked"/>
                 <w:showingPlcHdr/>
                 <w:text w:multiLine="1"/>

--- a/join/files/anketa.docx
+++ b/join/files/anketa.docx
@@ -5235,7 +5235,7 @@
                 <w:sz w:val="16"/>
                 <w:szCs w:val="16"/>
               </w:rPr>
-              <w:t xml:space="preserve">по желанию: услуга — цена, по одной в строке, например «Маникюр с гель-лаком — 60 CHF». В вашей карточке появится кнопка «Прайс-лист PNG»</w:t>
+              <w:t xml:space="preserve">по желанию: услуга — цена, по одной в строке, например «Маникюр с гель-лаком — 60 CHF». Перед публикацией пришлём его вам на подтверждение по e-mail</w:t>
             </w:r>
           </w:p>
         </w:tc>

--- a/join/files/anketa.docx
+++ b/join/files/anketa.docx
@@ -3794,6 +3794,42 @@
                 <w:szCs w:val="20"/>
               </w:rPr>
               <w:t xml:space="preserve"> Ветеринар и уход за животными</w:t>
+            </w:r>
+            <w:r>
+              <w:rPr>
+                <w:rFonts w:ascii="Arial" w:cs="Arial" w:eastAsia="Arial" w:hAnsi="Arial"/>
+                <w:sz w:val="20"/>
+                <w:szCs w:val="20"/>
+              </w:rPr>
+              <w:t xml:space="preserve">    </w:t>
+            </w:r>
+            <w:sdt>
+              <w:sdtPr>
+                <w:tag w:val="cb93"/>
+                <w:id w:val="3041"/>
+                <w14:checkbox>
+                  <w14:checked w14:val="0"/>
+                  <w14:checkedState w14:val="2612" w14:font="MS Gothic"/>
+                  <w14:uncheckedState w14:val="2610" w14:font="MS Gothic"/>
+                </w14:checkbox>
+              </w:sdtPr>
+              <w:sdtContent>
+                <w:r>
+                  <w:rPr>
+                    <w:rFonts w:ascii="MS Gothic" w:eastAsia="MS Gothic" w:hAnsi="MS Gothic" w:hint="eastAsia"/>
+                    <w:sz w:val="24"/>
+                  </w:rPr>
+                  <w:t>☐</w:t>
+                </w:r>
+              </w:sdtContent>
+            </w:sdt>
+            <w:r>
+              <w:rPr>
+                <w:rFonts w:ascii="Arial" w:cs="Arial" w:eastAsia="Arial" w:hAnsi="Arial"/>
+                <w:sz w:val="20"/>
+                <w:szCs w:val="20"/>
+              </w:rPr>
+              <w:t xml:space="preserve"> Передержка и выгул животных</w:t>
             </w:r>
           </w:p>
         </w:tc>

--- a/join/files/anketa.docx
+++ b/join/files/anketa.docx
@@ -9611,7 +9611,7 @@
                 <w:sz w:val="20"/>
                 <w:szCs w:val="20"/>
               </w:rPr>
-              <w:t xml:space="preserve">, считается вашим согласием и заказом.</w:t>
+              <w:t xml:space="preserve">, считается вашим согласием и заказом. Отправляя анкету, вы принимаете условия размещения: https://svoiludi.ch/usloviya/</w:t>
             </w:r>
           </w:p>
           <w:p>

--- a/join/files/anketa.docx
+++ b/join/files/anketa.docx
@@ -822,8 +822,8 @@
             </w:pPr>
             <w:sdt>
               <w:sdtPr>
-                <w:tag w:val="cb94"/>
-                <w:id w:val="3043"/>
+                <w:tag w:val="cb218"/>
+                <w:id w:val="3167"/>
                 <w14:checkbox>
                   <w14:checked w14:val="0"/>
                   <w14:checkedState w14:val="2612" w14:font="MS Gothic"/>
@@ -858,8 +858,8 @@
             </w:r>
             <w:sdt>
               <w:sdtPr>
-                <w:tag w:val="cb95"/>
-                <w:id w:val="3044"/>
+                <w:tag w:val="cb219"/>
+                <w:id w:val="3168"/>
                 <w14:checkbox>
                   <w14:checked w14:val="0"/>
                   <w14:checkedState w14:val="2612" w14:font="MS Gothic"/>
@@ -894,8 +894,8 @@
             </w:r>
             <w:sdt>
               <w:sdtPr>
-                <w:tag w:val="cb96"/>
-                <w:id w:val="3045"/>
+                <w:tag w:val="cb220"/>
+                <w:id w:val="3169"/>
                 <w14:checkbox>
                   <w14:checked w14:val="0"/>
                   <w14:checkedState w14:val="2612" w14:font="MS Gothic"/>
@@ -930,8 +930,8 @@
             </w:r>
             <w:sdt>
               <w:sdtPr>
-                <w:tag w:val="cb97"/>
-                <w:id w:val="3046"/>
+                <w:tag w:val="cb221"/>
+                <w:id w:val="3170"/>
                 <w14:checkbox>
                   <w14:checked w14:val="0"/>
                   <w14:checkedState w14:val="2612" w14:font="MS Gothic"/>
@@ -966,8 +966,8 @@
             </w:r>
             <w:sdt>
               <w:sdtPr>
-                <w:tag w:val="cb98"/>
-                <w:id w:val="3047"/>
+                <w:tag w:val="cb222"/>
+                <w:id w:val="3171"/>
                 <w14:checkbox>
                   <w14:checked w14:val="0"/>
                   <w14:checkedState w14:val="2612" w14:font="MS Gothic"/>
@@ -1002,8 +1002,8 @@
             </w:r>
             <w:sdt>
               <w:sdtPr>
-                <w:tag w:val="cb99"/>
-                <w:id w:val="3048"/>
+                <w:tag w:val="cb223"/>
+                <w:id w:val="3172"/>
                 <w14:checkbox>
                   <w14:checked w14:val="0"/>
                   <w14:checkedState w14:val="2612" w14:font="MS Gothic"/>
@@ -1038,8 +1038,8 @@
             </w:r>
             <w:sdt>
               <w:sdtPr>
-                <w:tag w:val="cb100"/>
-                <w:id w:val="3049"/>
+                <w:tag w:val="cb224"/>
+                <w:id w:val="3173"/>
                 <w14:checkbox>
                   <w14:checked w14:val="0"/>
                   <w14:checkedState w14:val="2612" w14:font="MS Gothic"/>
@@ -1125,8 +1125,8 @@
             </w:pPr>
             <w:sdt>
               <w:sdtPr>
-                <w:tag w:val="cb101"/>
-                <w:id w:val="3050"/>
+                <w:tag w:val="cb225"/>
+                <w:id w:val="3174"/>
                 <w14:checkbox>
                   <w14:checked w14:val="0"/>
                   <w14:checkedState w14:val="2612" w14:font="MS Gothic"/>
@@ -1161,8 +1161,8 @@
             </w:r>
             <w:sdt>
               <w:sdtPr>
-                <w:tag w:val="cb102"/>
-                <w:id w:val="3051"/>
+                <w:tag w:val="cb226"/>
+                <w:id w:val="3175"/>
                 <w14:checkbox>
                   <w14:checked w14:val="0"/>
                   <w14:checkedState w14:val="2612" w14:font="MS Gothic"/>
@@ -1197,8 +1197,8 @@
             </w:r>
             <w:sdt>
               <w:sdtPr>
-                <w:tag w:val="cb103"/>
-                <w:id w:val="3052"/>
+                <w:tag w:val="cb227"/>
+                <w:id w:val="3176"/>
                 <w14:checkbox>
                   <w14:checked w14:val="0"/>
                   <w14:checkedState w14:val="2612" w14:font="MS Gothic"/>
@@ -1233,8 +1233,8 @@
             </w:r>
             <w:sdt>
               <w:sdtPr>
-                <w:tag w:val="cb104"/>
-                <w:id w:val="3053"/>
+                <w:tag w:val="cb228"/>
+                <w:id w:val="3177"/>
                 <w14:checkbox>
                   <w14:checked w14:val="0"/>
                   <w14:checkedState w14:val="2612" w14:font="MS Gothic"/>
@@ -1269,8 +1269,8 @@
             </w:r>
             <w:sdt>
               <w:sdtPr>
-                <w:tag w:val="cb105"/>
-                <w:id w:val="3054"/>
+                <w:tag w:val="cb229"/>
+                <w:id w:val="3178"/>
                 <w14:checkbox>
                   <w14:checked w14:val="0"/>
                   <w14:checkedState w14:val="2612" w14:font="MS Gothic"/>
@@ -1305,8 +1305,8 @@
             </w:r>
             <w:sdt>
               <w:sdtPr>
-                <w:tag w:val="cb106"/>
-                <w:id w:val="3055"/>
+                <w:tag w:val="cb230"/>
+                <w:id w:val="3179"/>
                 <w14:checkbox>
                   <w14:checked w14:val="0"/>
                   <w14:checkedState w14:val="2612" w14:font="MS Gothic"/>
@@ -1341,8 +1341,8 @@
             </w:r>
             <w:sdt>
               <w:sdtPr>
-                <w:tag w:val="cb107"/>
-                <w:id w:val="3056"/>
+                <w:tag w:val="cb231"/>
+                <w:id w:val="3180"/>
                 <w14:checkbox>
                   <w14:checked w14:val="0"/>
                   <w14:checkedState w14:val="2612" w14:font="MS Gothic"/>
@@ -1377,8 +1377,8 @@
             </w:r>
             <w:sdt>
               <w:sdtPr>
-                <w:tag w:val="cb108"/>
-                <w:id w:val="3057"/>
+                <w:tag w:val="cb232"/>
+                <w:id w:val="3181"/>
                 <w14:checkbox>
                   <w14:checked w14:val="0"/>
                   <w14:checkedState w14:val="2612" w14:font="MS Gothic"/>
@@ -1413,8 +1413,8 @@
             </w:r>
             <w:sdt>
               <w:sdtPr>
-                <w:tag w:val="cb109"/>
-                <w:id w:val="3058"/>
+                <w:tag w:val="cb233"/>
+                <w:id w:val="3182"/>
                 <w14:checkbox>
                   <w14:checked w14:val="0"/>
                   <w14:checkedState w14:val="2612" w14:font="MS Gothic"/>
@@ -1449,8 +1449,8 @@
             </w:r>
             <w:sdt>
               <w:sdtPr>
-                <w:tag w:val="cb110"/>
-                <w:id w:val="3059"/>
+                <w:tag w:val="cb234"/>
+                <w:id w:val="3183"/>
                 <w14:checkbox>
                   <w14:checked w14:val="0"/>
                   <w14:checkedState w14:val="2612" w14:font="MS Gothic"/>
@@ -1485,8 +1485,8 @@
             </w:r>
             <w:sdt>
               <w:sdtPr>
-                <w:tag w:val="cb111"/>
-                <w:id w:val="3060"/>
+                <w:tag w:val="cb235"/>
+                <w:id w:val="3184"/>
                 <w14:checkbox>
                   <w14:checked w14:val="0"/>
                   <w14:checkedState w14:val="2612" w14:font="MS Gothic"/>
@@ -1572,8 +1572,8 @@
             </w:pPr>
             <w:sdt>
               <w:sdtPr>
-                <w:tag w:val="cb112"/>
-                <w:id w:val="3061"/>
+                <w:tag w:val="cb236"/>
+                <w:id w:val="3185"/>
                 <w14:checkbox>
                   <w14:checked w14:val="0"/>
                   <w14:checkedState w14:val="2612" w14:font="MS Gothic"/>
@@ -1608,8 +1608,8 @@
             </w:r>
             <w:sdt>
               <w:sdtPr>
-                <w:tag w:val="cb113"/>
-                <w:id w:val="3062"/>
+                <w:tag w:val="cb237"/>
+                <w:id w:val="3186"/>
                 <w14:checkbox>
                   <w14:checked w14:val="0"/>
                   <w14:checkedState w14:val="2612" w14:font="MS Gothic"/>
@@ -1644,8 +1644,8 @@
             </w:r>
             <w:sdt>
               <w:sdtPr>
-                <w:tag w:val="cb114"/>
-                <w:id w:val="3063"/>
+                <w:tag w:val="cb238"/>
+                <w:id w:val="3187"/>
                 <w14:checkbox>
                   <w14:checked w14:val="0"/>
                   <w14:checkedState w14:val="2612" w14:font="MS Gothic"/>
@@ -1680,8 +1680,8 @@
             </w:r>
             <w:sdt>
               <w:sdtPr>
-                <w:tag w:val="cb115"/>
-                <w:id w:val="3064"/>
+                <w:tag w:val="cb239"/>
+                <w:id w:val="3188"/>
                 <w14:checkbox>
                   <w14:checked w14:val="0"/>
                   <w14:checkedState w14:val="2612" w14:font="MS Gothic"/>
@@ -1716,8 +1716,8 @@
             </w:r>
             <w:sdt>
               <w:sdtPr>
-                <w:tag w:val="cb116"/>
-                <w:id w:val="3065"/>
+                <w:tag w:val="cb240"/>
+                <w:id w:val="3189"/>
                 <w14:checkbox>
                   <w14:checked w14:val="0"/>
                   <w14:checkedState w14:val="2612" w14:font="MS Gothic"/>
@@ -1752,8 +1752,8 @@
             </w:r>
             <w:sdt>
               <w:sdtPr>
-                <w:tag w:val="cb117"/>
-                <w:id w:val="3066"/>
+                <w:tag w:val="cb241"/>
+                <w:id w:val="3190"/>
                 <w14:checkbox>
                   <w14:checked w14:val="0"/>
                   <w14:checkedState w14:val="2612" w14:font="MS Gothic"/>
@@ -1839,8 +1839,8 @@
             </w:pPr>
             <w:sdt>
               <w:sdtPr>
-                <w:tag w:val="cb118"/>
-                <w:id w:val="3067"/>
+                <w:tag w:val="cb242"/>
+                <w:id w:val="3191"/>
                 <w14:checkbox>
                   <w14:checked w14:val="0"/>
                   <w14:checkedState w14:val="2612" w14:font="MS Gothic"/>
@@ -1875,8 +1875,8 @@
             </w:r>
             <w:sdt>
               <w:sdtPr>
-                <w:tag w:val="cb119"/>
-                <w:id w:val="3068"/>
+                <w:tag w:val="cb243"/>
+                <w:id w:val="3192"/>
                 <w14:checkbox>
                   <w14:checked w14:val="0"/>
                   <w14:checkedState w14:val="2612" w14:font="MS Gothic"/>
@@ -1911,8 +1911,8 @@
             </w:r>
             <w:sdt>
               <w:sdtPr>
-                <w:tag w:val="cb120"/>
-                <w:id w:val="3069"/>
+                <w:tag w:val="cb244"/>
+                <w:id w:val="3193"/>
                 <w14:checkbox>
                   <w14:checked w14:val="0"/>
                   <w14:checkedState w14:val="2612" w14:font="MS Gothic"/>
@@ -1947,8 +1947,8 @@
             </w:r>
             <w:sdt>
               <w:sdtPr>
-                <w:tag w:val="cb121"/>
-                <w:id w:val="3070"/>
+                <w:tag w:val="cb245"/>
+                <w:id w:val="3194"/>
                 <w14:checkbox>
                   <w14:checked w14:val="0"/>
                   <w14:checkedState w14:val="2612" w14:font="MS Gothic"/>
@@ -2034,8 +2034,8 @@
             </w:pPr>
             <w:sdt>
               <w:sdtPr>
-                <w:tag w:val="cb122"/>
-                <w:id w:val="3071"/>
+                <w:tag w:val="cb246"/>
+                <w:id w:val="3195"/>
                 <w14:checkbox>
                   <w14:checked w14:val="0"/>
                   <w14:checkedState w14:val="2612" w14:font="MS Gothic"/>
@@ -2070,8 +2070,8 @@
             </w:r>
             <w:sdt>
               <w:sdtPr>
-                <w:tag w:val="cb123"/>
-                <w:id w:val="3072"/>
+                <w:tag w:val="cb247"/>
+                <w:id w:val="3196"/>
                 <w14:checkbox>
                   <w14:checked w14:val="0"/>
                   <w14:checkedState w14:val="2612" w14:font="MS Gothic"/>
@@ -2106,8 +2106,8 @@
             </w:r>
             <w:sdt>
               <w:sdtPr>
-                <w:tag w:val="cb124"/>
-                <w:id w:val="3073"/>
+                <w:tag w:val="cb248"/>
+                <w:id w:val="3197"/>
                 <w14:checkbox>
                   <w14:checked w14:val="0"/>
                   <w14:checkedState w14:val="2612" w14:font="MS Gothic"/>
@@ -2142,8 +2142,8 @@
             </w:r>
             <w:sdt>
               <w:sdtPr>
-                <w:tag w:val="cb125"/>
-                <w:id w:val="3074"/>
+                <w:tag w:val="cb249"/>
+                <w:id w:val="3198"/>
                 <w14:checkbox>
                   <w14:checked w14:val="0"/>
                   <w14:checkedState w14:val="2612" w14:font="MS Gothic"/>
@@ -2178,8 +2178,8 @@
             </w:r>
             <w:sdt>
               <w:sdtPr>
-                <w:tag w:val="cb126"/>
-                <w:id w:val="3075"/>
+                <w:tag w:val="cb250"/>
+                <w:id w:val="3199"/>
                 <w14:checkbox>
                   <w14:checked w14:val="0"/>
                   <w14:checkedState w14:val="2612" w14:font="MS Gothic"/>
@@ -2214,8 +2214,8 @@
             </w:r>
             <w:sdt>
               <w:sdtPr>
-                <w:tag w:val="cb127"/>
-                <w:id w:val="3076"/>
+                <w:tag w:val="cb251"/>
+                <w:id w:val="3200"/>
                 <w14:checkbox>
                   <w14:checked w14:val="0"/>
                   <w14:checkedState w14:val="2612" w14:font="MS Gothic"/>
@@ -2250,8 +2250,8 @@
             </w:r>
             <w:sdt>
               <w:sdtPr>
-                <w:tag w:val="cb128"/>
-                <w:id w:val="3077"/>
+                <w:tag w:val="cb252"/>
+                <w:id w:val="3201"/>
                 <w14:checkbox>
                   <w14:checked w14:val="0"/>
                   <w14:checkedState w14:val="2612" w14:font="MS Gothic"/>
@@ -2286,8 +2286,8 @@
             </w:r>
             <w:sdt>
               <w:sdtPr>
-                <w:tag w:val="cb129"/>
-                <w:id w:val="3078"/>
+                <w:tag w:val="cb253"/>
+                <w:id w:val="3202"/>
                 <w14:checkbox>
                   <w14:checked w14:val="0"/>
                   <w14:checkedState w14:val="2612" w14:font="MS Gothic"/>
@@ -2322,8 +2322,8 @@
             </w:r>
             <w:sdt>
               <w:sdtPr>
-                <w:tag w:val="cb130"/>
-                <w:id w:val="3079"/>
+                <w:tag w:val="cb254"/>
+                <w:id w:val="3203"/>
                 <w14:checkbox>
                   <w14:checked w14:val="0"/>
                   <w14:checkedState w14:val="2612" w14:font="MS Gothic"/>
@@ -2358,8 +2358,8 @@
             </w:r>
             <w:sdt>
               <w:sdtPr>
-                <w:tag w:val="cb131"/>
-                <w:id w:val="3080"/>
+                <w:tag w:val="cb255"/>
+                <w:id w:val="3204"/>
                 <w14:checkbox>
                   <w14:checked w14:val="0"/>
                   <w14:checkedState w14:val="2612" w14:font="MS Gothic"/>
@@ -2394,8 +2394,8 @@
             </w:r>
             <w:sdt>
               <w:sdtPr>
-                <w:tag w:val="cb132"/>
-                <w:id w:val="3081"/>
+                <w:tag w:val="cb256"/>
+                <w:id w:val="3205"/>
                 <w14:checkbox>
                   <w14:checked w14:val="0"/>
                   <w14:checkedState w14:val="2612" w14:font="MS Gothic"/>
@@ -2430,8 +2430,8 @@
             </w:r>
             <w:sdt>
               <w:sdtPr>
-                <w:tag w:val="cb133"/>
-                <w:id w:val="3082"/>
+                <w:tag w:val="cb257"/>
+                <w:id w:val="3206"/>
                 <w14:checkbox>
                   <w14:checked w14:val="0"/>
                   <w14:checkedState w14:val="2612" w14:font="MS Gothic"/>
@@ -2466,8 +2466,8 @@
             </w:r>
             <w:sdt>
               <w:sdtPr>
-                <w:tag w:val="cb134"/>
-                <w:id w:val="3083"/>
+                <w:tag w:val="cb258"/>
+                <w:id w:val="3207"/>
                 <w14:checkbox>
                   <w14:checked w14:val="0"/>
                   <w14:checkedState w14:val="2612" w14:font="MS Gothic"/>
@@ -2553,8 +2553,8 @@
             </w:pPr>
             <w:sdt>
               <w:sdtPr>
-                <w:tag w:val="cb135"/>
-                <w:id w:val="3084"/>
+                <w:tag w:val="cb259"/>
+                <w:id w:val="3208"/>
                 <w14:checkbox>
                   <w14:checked w14:val="0"/>
                   <w14:checkedState w14:val="2612" w14:font="MS Gothic"/>
@@ -2589,8 +2589,8 @@
             </w:r>
             <w:sdt>
               <w:sdtPr>
-                <w:tag w:val="cb136"/>
-                <w:id w:val="3085"/>
+                <w:tag w:val="cb260"/>
+                <w:id w:val="3209"/>
                 <w14:checkbox>
                   <w14:checked w14:val="0"/>
                   <w14:checkedState w14:val="2612" w14:font="MS Gothic"/>
@@ -2625,8 +2625,8 @@
             </w:r>
             <w:sdt>
               <w:sdtPr>
-                <w:tag w:val="cb137"/>
-                <w:id w:val="3086"/>
+                <w:tag w:val="cb261"/>
+                <w:id w:val="3210"/>
                 <w14:checkbox>
                   <w14:checked w14:val="0"/>
                   <w14:checkedState w14:val="2612" w14:font="MS Gothic"/>
@@ -2661,8 +2661,8 @@
             </w:r>
             <w:sdt>
               <w:sdtPr>
-                <w:tag w:val="cb138"/>
-                <w:id w:val="3087"/>
+                <w:tag w:val="cb262"/>
+                <w:id w:val="3211"/>
                 <w14:checkbox>
                   <w14:checked w14:val="0"/>
                   <w14:checkedState w14:val="2612" w14:font="MS Gothic"/>
@@ -2697,8 +2697,8 @@
             </w:r>
             <w:sdt>
               <w:sdtPr>
-                <w:tag w:val="cb139"/>
-                <w:id w:val="3088"/>
+                <w:tag w:val="cb263"/>
+                <w:id w:val="3212"/>
                 <w14:checkbox>
                   <w14:checked w14:val="0"/>
                   <w14:checkedState w14:val="2612" w14:font="MS Gothic"/>
@@ -2784,8 +2784,8 @@
             </w:pPr>
             <w:sdt>
               <w:sdtPr>
-                <w:tag w:val="cb140"/>
-                <w:id w:val="3089"/>
+                <w:tag w:val="cb264"/>
+                <w:id w:val="3213"/>
                 <w14:checkbox>
                   <w14:checked w14:val="0"/>
                   <w14:checkedState w14:val="2612" w14:font="MS Gothic"/>
@@ -2820,8 +2820,8 @@
             </w:r>
             <w:sdt>
               <w:sdtPr>
-                <w:tag w:val="cb141"/>
-                <w:id w:val="3090"/>
+                <w:tag w:val="cb265"/>
+                <w:id w:val="3214"/>
                 <w14:checkbox>
                   <w14:checked w14:val="0"/>
                   <w14:checkedState w14:val="2612" w14:font="MS Gothic"/>
@@ -2856,8 +2856,8 @@
             </w:r>
             <w:sdt>
               <w:sdtPr>
-                <w:tag w:val="cb142"/>
-                <w:id w:val="3091"/>
+                <w:tag w:val="cb266"/>
+                <w:id w:val="3215"/>
                 <w14:checkbox>
                   <w14:checked w14:val="0"/>
                   <w14:checkedState w14:val="2612" w14:font="MS Gothic"/>
@@ -2892,8 +2892,8 @@
             </w:r>
             <w:sdt>
               <w:sdtPr>
-                <w:tag w:val="cb143"/>
-                <w:id w:val="3092"/>
+                <w:tag w:val="cb267"/>
+                <w:id w:val="3216"/>
                 <w14:checkbox>
                   <w14:checked w14:val="0"/>
                   <w14:checkedState w14:val="2612" w14:font="MS Gothic"/>
@@ -2928,8 +2928,8 @@
             </w:r>
             <w:sdt>
               <w:sdtPr>
-                <w:tag w:val="cb144"/>
-                <w:id w:val="3093"/>
+                <w:tag w:val="cb268"/>
+                <w:id w:val="3217"/>
                 <w14:checkbox>
                   <w14:checked w14:val="0"/>
                   <w14:checkedState w14:val="2612" w14:font="MS Gothic"/>
@@ -3015,8 +3015,8 @@
             </w:pPr>
             <w:sdt>
               <w:sdtPr>
-                <w:tag w:val="cb145"/>
-                <w:id w:val="3094"/>
+                <w:tag w:val="cb269"/>
+                <w:id w:val="3218"/>
                 <w14:checkbox>
                   <w14:checked w14:val="0"/>
                   <w14:checkedState w14:val="2612" w14:font="MS Gothic"/>
@@ -3051,8 +3051,8 @@
             </w:r>
             <w:sdt>
               <w:sdtPr>
-                <w:tag w:val="cb146"/>
-                <w:id w:val="3095"/>
+                <w:tag w:val="cb270"/>
+                <w:id w:val="3219"/>
                 <w14:checkbox>
                   <w14:checked w14:val="0"/>
                   <w14:checkedState w14:val="2612" w14:font="MS Gothic"/>
@@ -3087,8 +3087,8 @@
             </w:r>
             <w:sdt>
               <w:sdtPr>
-                <w:tag w:val="cb147"/>
-                <w:id w:val="3096"/>
+                <w:tag w:val="cb271"/>
+                <w:id w:val="3220"/>
                 <w14:checkbox>
                   <w14:checked w14:val="0"/>
                   <w14:checkedState w14:val="2612" w14:font="MS Gothic"/>
@@ -3123,8 +3123,8 @@
             </w:r>
             <w:sdt>
               <w:sdtPr>
-                <w:tag w:val="cb148"/>
-                <w:id w:val="3097"/>
+                <w:tag w:val="cb272"/>
+                <w:id w:val="3221"/>
                 <w14:checkbox>
                   <w14:checked w14:val="0"/>
                   <w14:checkedState w14:val="2612" w14:font="MS Gothic"/>
@@ -3159,8 +3159,8 @@
             </w:r>
             <w:sdt>
               <w:sdtPr>
-                <w:tag w:val="cb149"/>
-                <w:id w:val="3098"/>
+                <w:tag w:val="cb273"/>
+                <w:id w:val="3222"/>
                 <w14:checkbox>
                   <w14:checked w14:val="0"/>
                   <w14:checkedState w14:val="2612" w14:font="MS Gothic"/>
@@ -3246,8 +3246,8 @@
             </w:pPr>
             <w:sdt>
               <w:sdtPr>
-                <w:tag w:val="cb150"/>
-                <w:id w:val="3099"/>
+                <w:tag w:val="cb274"/>
+                <w:id w:val="3223"/>
                 <w14:checkbox>
                   <w14:checked w14:val="0"/>
                   <w14:checkedState w14:val="2612" w14:font="MS Gothic"/>
@@ -3282,8 +3282,8 @@
             </w:r>
             <w:sdt>
               <w:sdtPr>
-                <w:tag w:val="cb151"/>
-                <w:id w:val="3100"/>
+                <w:tag w:val="cb275"/>
+                <w:id w:val="3224"/>
                 <w14:checkbox>
                   <w14:checked w14:val="0"/>
                   <w14:checkedState w14:val="2612" w14:font="MS Gothic"/>
@@ -3318,8 +3318,8 @@
             </w:r>
             <w:sdt>
               <w:sdtPr>
-                <w:tag w:val="cb152"/>
-                <w:id w:val="3101"/>
+                <w:tag w:val="cb276"/>
+                <w:id w:val="3225"/>
                 <w14:checkbox>
                   <w14:checked w14:val="0"/>
                   <w14:checkedState w14:val="2612" w14:font="MS Gothic"/>
@@ -3354,8 +3354,8 @@
             </w:r>
             <w:sdt>
               <w:sdtPr>
-                <w:tag w:val="cb153"/>
-                <w:id w:val="3102"/>
+                <w:tag w:val="cb277"/>
+                <w:id w:val="3226"/>
                 <w14:checkbox>
                   <w14:checked w14:val="0"/>
                   <w14:checkedState w14:val="2612" w14:font="MS Gothic"/>
@@ -3441,8 +3441,8 @@
             </w:pPr>
             <w:sdt>
               <w:sdtPr>
-                <w:tag w:val="cb154"/>
-                <w:id w:val="3103"/>
+                <w:tag w:val="cb278"/>
+                <w:id w:val="3227"/>
                 <w14:checkbox>
                   <w14:checked w14:val="0"/>
                   <w14:checkedState w14:val="2612" w14:font="MS Gothic"/>
@@ -3477,8 +3477,8 @@
             </w:r>
             <w:sdt>
               <w:sdtPr>
-                <w:tag w:val="cb155"/>
-                <w:id w:val="3104"/>
+                <w:tag w:val="cb279"/>
+                <w:id w:val="3228"/>
                 <w14:checkbox>
                   <w14:checked w14:val="0"/>
                   <w14:checkedState w14:val="2612" w14:font="MS Gothic"/>
@@ -3513,8 +3513,8 @@
             </w:r>
             <w:sdt>
               <w:sdtPr>
-                <w:tag w:val="cb156"/>
-                <w:id w:val="3105"/>
+                <w:tag w:val="cb280"/>
+                <w:id w:val="3229"/>
                 <w14:checkbox>
                   <w14:checked w14:val="0"/>
                   <w14:checkedState w14:val="2612" w14:font="MS Gothic"/>
@@ -3549,8 +3549,8 @@
             </w:r>
             <w:sdt>
               <w:sdtPr>
-                <w:tag w:val="cb157"/>
-                <w:id w:val="3106"/>
+                <w:tag w:val="cb281"/>
+                <w:id w:val="3230"/>
                 <w14:checkbox>
                   <w14:checked w14:val="0"/>
                   <w14:checkedState w14:val="2612" w14:font="MS Gothic"/>
@@ -3636,8 +3636,8 @@
             </w:pPr>
             <w:sdt>
               <w:sdtPr>
-                <w:tag w:val="cb158"/>
-                <w:id w:val="3107"/>
+                <w:tag w:val="cb282"/>
+                <w:id w:val="3231"/>
                 <w14:checkbox>
                   <w14:checked w14:val="0"/>
                   <w14:checkedState w14:val="2612" w14:font="MS Gothic"/>
@@ -3672,8 +3672,8 @@
             </w:r>
             <w:sdt>
               <w:sdtPr>
-                <w:tag w:val="cb159"/>
-                <w:id w:val="3108"/>
+                <w:tag w:val="cb283"/>
+                <w:id w:val="3232"/>
                 <w14:checkbox>
                   <w14:checked w14:val="0"/>
                   <w14:checkedState w14:val="2612" w14:font="MS Gothic"/>
@@ -3708,8 +3708,8 @@
             </w:r>
             <w:sdt>
               <w:sdtPr>
-                <w:tag w:val="cb160"/>
-                <w:id w:val="3109"/>
+                <w:tag w:val="cb284"/>
+                <w:id w:val="3233"/>
                 <w14:checkbox>
                   <w14:checked w14:val="0"/>
                   <w14:checkedState w14:val="2612" w14:font="MS Gothic"/>
@@ -3744,8 +3744,8 @@
             </w:r>
             <w:sdt>
               <w:sdtPr>
-                <w:tag w:val="cb161"/>
-                <w:id w:val="3110"/>
+                <w:tag w:val="cb285"/>
+                <w:id w:val="3234"/>
                 <w14:checkbox>
                   <w14:checked w14:val="0"/>
                   <w14:checkedState w14:val="2612" w14:font="MS Gothic"/>
@@ -3831,8 +3831,8 @@
             </w:pPr>
             <w:sdt>
               <w:sdtPr>
-                <w:tag w:val="cb162"/>
-                <w:id w:val="3111"/>
+                <w:tag w:val="cb286"/>
+                <w:id w:val="3235"/>
                 <w14:checkbox>
                   <w14:checked w14:val="0"/>
                   <w14:checkedState w14:val="2612" w14:font="MS Gothic"/>
@@ -3867,8 +3867,8 @@
             </w:r>
             <w:sdt>
               <w:sdtPr>
-                <w:tag w:val="cb163"/>
-                <w:id w:val="3112"/>
+                <w:tag w:val="cb287"/>
+                <w:id w:val="3236"/>
                 <w14:checkbox>
                   <w14:checked w14:val="0"/>
                   <w14:checkedState w14:val="2612" w14:font="MS Gothic"/>
@@ -3903,8 +3903,8 @@
             </w:r>
             <w:sdt>
               <w:sdtPr>
-                <w:tag w:val="cb164"/>
-                <w:id w:val="3113"/>
+                <w:tag w:val="cb288"/>
+                <w:id w:val="3237"/>
                 <w14:checkbox>
                   <w14:checked w14:val="0"/>
                   <w14:checkedState w14:val="2612" w14:font="MS Gothic"/>
@@ -3939,8 +3939,8 @@
             </w:r>
             <w:sdt>
               <w:sdtPr>
-                <w:tag w:val="cb165"/>
-                <w:id w:val="3114"/>
+                <w:tag w:val="cb289"/>
+                <w:id w:val="3238"/>
                 <w14:checkbox>
                   <w14:checked w14:val="0"/>
                   <w14:checkedState w14:val="2612" w14:font="MS Gothic"/>
@@ -3975,8 +3975,8 @@
             </w:r>
             <w:sdt>
               <w:sdtPr>
-                <w:tag w:val="cb166"/>
-                <w:id w:val="3115"/>
+                <w:tag w:val="cb290"/>
+                <w:id w:val="3239"/>
                 <w14:checkbox>
                   <w14:checked w14:val="0"/>
                   <w14:checkedState w14:val="2612" w14:font="MS Gothic"/>
@@ -4011,8 +4011,8 @@
             </w:r>
             <w:sdt>
               <w:sdtPr>
-                <w:tag w:val="cb167"/>
-                <w:id w:val="3116"/>
+                <w:tag w:val="cb291"/>
+                <w:id w:val="3240"/>
                 <w14:checkbox>
                   <w14:checked w14:val="0"/>
                   <w14:checkedState w14:val="2612" w14:font="MS Gothic"/>
@@ -4047,8 +4047,8 @@
             </w:r>
             <w:sdt>
               <w:sdtPr>
-                <w:tag w:val="cb168"/>
-                <w:id w:val="3117"/>
+                <w:tag w:val="cb292"/>
+                <w:id w:val="3241"/>
                 <w14:checkbox>
                   <w14:checked w14:val="0"/>
                   <w14:checkedState w14:val="2612" w14:font="MS Gothic"/>
@@ -4134,8 +4134,8 @@
             </w:pPr>
             <w:sdt>
               <w:sdtPr>
-                <w:tag w:val="cb169"/>
-                <w:id w:val="3118"/>
+                <w:tag w:val="cb293"/>
+                <w:id w:val="3242"/>
                 <w14:checkbox>
                   <w14:checked w14:val="0"/>
                   <w14:checkedState w14:val="2612" w14:font="MS Gothic"/>
@@ -4170,8 +4170,8 @@
             </w:r>
             <w:sdt>
               <w:sdtPr>
-                <w:tag w:val="cb170"/>
-                <w:id w:val="3119"/>
+                <w:tag w:val="cb294"/>
+                <w:id w:val="3243"/>
                 <w14:checkbox>
                   <w14:checked w14:val="0"/>
                   <w14:checkedState w14:val="2612" w14:font="MS Gothic"/>
@@ -4206,8 +4206,8 @@
             </w:r>
             <w:sdt>
               <w:sdtPr>
-                <w:tag w:val="cb171"/>
-                <w:id w:val="3120"/>
+                <w:tag w:val="cb295"/>
+                <w:id w:val="3244"/>
                 <w14:checkbox>
                   <w14:checked w14:val="0"/>
                   <w14:checkedState w14:val="2612" w14:font="MS Gothic"/>
@@ -4242,8 +4242,8 @@
             </w:r>
             <w:sdt>
               <w:sdtPr>
-                <w:tag w:val="cb172"/>
-                <w:id w:val="3121"/>
+                <w:tag w:val="cb296"/>
+                <w:id w:val="3245"/>
                 <w14:checkbox>
                   <w14:checked w14:val="0"/>
                   <w14:checkedState w14:val="2612" w14:font="MS Gothic"/>
@@ -4329,8 +4329,8 @@
             </w:pPr>
             <w:sdt>
               <w:sdtPr>
-                <w:tag w:val="cb173"/>
-                <w:id w:val="3122"/>
+                <w:tag w:val="cb297"/>
+                <w:id w:val="3246"/>
                 <w14:checkbox>
                   <w14:checked w14:val="0"/>
                   <w14:checkedState w14:val="2612" w14:font="MS Gothic"/>
@@ -4365,8 +4365,8 @@
             </w:r>
             <w:sdt>
               <w:sdtPr>
-                <w:tag w:val="cb174"/>
-                <w:id w:val="3123"/>
+                <w:tag w:val="cb298"/>
+                <w:id w:val="3247"/>
                 <w14:checkbox>
                   <w14:checked w14:val="0"/>
                   <w14:checkedState w14:val="2612" w14:font="MS Gothic"/>
@@ -4401,8 +4401,8 @@
             </w:r>
             <w:sdt>
               <w:sdtPr>
-                <w:tag w:val="cb175"/>
-                <w:id w:val="3124"/>
+                <w:tag w:val="cb299"/>
+                <w:id w:val="3248"/>
                 <w14:checkbox>
                   <w14:checked w14:val="0"/>
                   <w14:checkedState w14:val="2612" w14:font="MS Gothic"/>
@@ -4437,8 +4437,8 @@
             </w:r>
             <w:sdt>
               <w:sdtPr>
-                <w:tag w:val="cb176"/>
-                <w:id w:val="3125"/>
+                <w:tag w:val="cb300"/>
+                <w:id w:val="3249"/>
                 <w14:checkbox>
                   <w14:checked w14:val="0"/>
                   <w14:checkedState w14:val="2612" w14:font="MS Gothic"/>
@@ -4524,8 +4524,8 @@
             </w:pPr>
             <w:sdt>
               <w:sdtPr>
-                <w:tag w:val="cb177"/>
-                <w:id w:val="3126"/>
+                <w:tag w:val="cb301"/>
+                <w:id w:val="3250"/>
                 <w14:checkbox>
                   <w14:checked w14:val="0"/>
                   <w14:checkedState w14:val="2612" w14:font="MS Gothic"/>
@@ -4560,8 +4560,8 @@
             </w:r>
             <w:sdt>
               <w:sdtPr>
-                <w:tag w:val="cb178"/>
-                <w:id w:val="3127"/>
+                <w:tag w:val="cb302"/>
+                <w:id w:val="3251"/>
                 <w14:checkbox>
                   <w14:checked w14:val="0"/>
                   <w14:checkedState w14:val="2612" w14:font="MS Gothic"/>
@@ -4596,8 +4596,8 @@
             </w:r>
             <w:sdt>
               <w:sdtPr>
-                <w:tag w:val="cb179"/>
-                <w:id w:val="3128"/>
+                <w:tag w:val="cb303"/>
+                <w:id w:val="3252"/>
                 <w14:checkbox>
                   <w14:checked w14:val="0"/>
                   <w14:checkedState w14:val="2612" w14:font="MS Gothic"/>
@@ -4632,8 +4632,8 @@
             </w:r>
             <w:sdt>
               <w:sdtPr>
-                <w:tag w:val="cb180"/>
-                <w:id w:val="3129"/>
+                <w:tag w:val="cb304"/>
+                <w:id w:val="3253"/>
                 <w14:checkbox>
                   <w14:checked w14:val="0"/>
                   <w14:checkedState w14:val="2612" w14:font="MS Gothic"/>
@@ -4668,8 +4668,8 @@
             </w:r>
             <w:sdt>
               <w:sdtPr>
-                <w:tag w:val="cb181"/>
-                <w:id w:val="3130"/>
+                <w:tag w:val="cb305"/>
+                <w:id w:val="3254"/>
                 <w14:checkbox>
                   <w14:checked w14:val="0"/>
                   <w14:checkedState w14:val="2612" w14:font="MS Gothic"/>
@@ -4704,8 +4704,8 @@
             </w:r>
             <w:sdt>
               <w:sdtPr>
-                <w:tag w:val="cb182"/>
-                <w:id w:val="3131"/>
+                <w:tag w:val="cb306"/>
+                <w:id w:val="3255"/>
                 <w14:checkbox>
                   <w14:checked w14:val="0"/>
                   <w14:checkedState w14:val="2612" w14:font="MS Gothic"/>
@@ -4740,8 +4740,8 @@
             </w:r>
             <w:sdt>
               <w:sdtPr>
-                <w:tag w:val="cb183"/>
-                <w:id w:val="3132"/>
+                <w:tag w:val="cb307"/>
+                <w:id w:val="3256"/>
                 <w14:checkbox>
                   <w14:checked w14:val="0"/>
                   <w14:checkedState w14:val="2612" w14:font="MS Gothic"/>
@@ -4776,8 +4776,8 @@
             </w:r>
             <w:sdt>
               <w:sdtPr>
-                <w:tag w:val="cb184"/>
-                <w:id w:val="3133"/>
+                <w:tag w:val="cb308"/>
+                <w:id w:val="3257"/>
                 <w14:checkbox>
                   <w14:checked w14:val="0"/>
                   <w14:checkedState w14:val="2612" w14:font="MS Gothic"/>
@@ -4812,8 +4812,8 @@
             </w:r>
             <w:sdt>
               <w:sdtPr>
-                <w:tag w:val="cb185"/>
-                <w:id w:val="3134"/>
+                <w:tag w:val="cb309"/>
+                <w:id w:val="3258"/>
                 <w14:checkbox>
                   <w14:checked w14:val="0"/>
                   <w14:checkedState w14:val="2612" w14:font="MS Gothic"/>
@@ -4848,8 +4848,8 @@
             </w:r>
             <w:sdt>
               <w:sdtPr>
-                <w:tag w:val="cb186"/>
-                <w:id w:val="3135"/>
+                <w:tag w:val="cb310"/>
+                <w:id w:val="3259"/>
                 <w14:checkbox>
                   <w14:checked w14:val="0"/>
                   <w14:checkedState w14:val="2612" w14:font="MS Gothic"/>
@@ -4884,8 +4884,8 @@
             </w:r>
             <w:sdt>
               <w:sdtPr>
-                <w:tag w:val="cb187"/>
-                <w:id w:val="3136"/>
+                <w:tag w:val="cb311"/>
+                <w:id w:val="3260"/>
                 <w14:checkbox>
                   <w14:checked w14:val="0"/>
                   <w14:checkedState w14:val="2612" w14:font="MS Gothic"/>
@@ -4920,8 +4920,8 @@
             </w:r>
             <w:sdt>
               <w:sdtPr>
-                <w:tag w:val="cb188"/>
-                <w:id w:val="3137"/>
+                <w:tag w:val="cb312"/>
+                <w:id w:val="3261"/>
                 <w14:checkbox>
                   <w14:checked w14:val="0"/>
                   <w14:checkedState w14:val="2612" w14:font="MS Gothic"/>
@@ -4956,8 +4956,8 @@
             </w:r>
             <w:sdt>
               <w:sdtPr>
-                <w:tag w:val="cb189"/>
-                <w:id w:val="3138"/>
+                <w:tag w:val="cb313"/>
+                <w:id w:val="3262"/>
                 <w14:checkbox>
                   <w14:checked w14:val="0"/>
                   <w14:checkedState w14:val="2612" w14:font="MS Gothic"/>
@@ -5043,8 +5043,8 @@
             </w:pPr>
             <w:sdt>
               <w:sdtPr>
-                <w:tag w:val="cb190"/>
-                <w:id w:val="3139"/>
+                <w:tag w:val="cb314"/>
+                <w:id w:val="3263"/>
                 <w14:checkbox>
                   <w14:checked w14:val="0"/>
                   <w14:checkedState w14:val="2612" w14:font="MS Gothic"/>
@@ -5079,8 +5079,8 @@
             </w:r>
             <w:sdt>
               <w:sdtPr>
-                <w:tag w:val="cb191"/>
-                <w:id w:val="3140"/>
+                <w:tag w:val="cb315"/>
+                <w:id w:val="3264"/>
                 <w14:checkbox>
                   <w14:checked w14:val="0"/>
                   <w14:checkedState w14:val="2612" w14:font="MS Gothic"/>
@@ -5115,8 +5115,8 @@
             </w:r>
             <w:sdt>
               <w:sdtPr>
-                <w:tag w:val="cb192"/>
-                <w:id w:val="3141"/>
+                <w:tag w:val="cb316"/>
+                <w:id w:val="3265"/>
                 <w14:checkbox>
                   <w14:checked w14:val="0"/>
                   <w14:checkedState w14:val="2612" w14:font="MS Gothic"/>
@@ -5151,8 +5151,8 @@
             </w:r>
             <w:sdt>
               <w:sdtPr>
-                <w:tag w:val="cb193"/>
-                <w:id w:val="3142"/>
+                <w:tag w:val="cb317"/>
+                <w:id w:val="3266"/>
                 <w14:checkbox>
                   <w14:checked w14:val="0"/>
                   <w14:checkedState w14:val="2612" w14:font="MS Gothic"/>
@@ -5238,8 +5238,8 @@
             </w:pPr>
             <w:sdt>
               <w:sdtPr>
-                <w:tag w:val="cb194"/>
-                <w:id w:val="3143"/>
+                <w:tag w:val="cb318"/>
+                <w:id w:val="3267"/>
                 <w14:checkbox>
                   <w14:checked w14:val="0"/>
                   <w14:checkedState w14:val="2612" w14:font="MS Gothic"/>
@@ -5274,8 +5274,8 @@
             </w:r>
             <w:sdt>
               <w:sdtPr>
-                <w:tag w:val="cb195"/>
-                <w:id w:val="3144"/>
+                <w:tag w:val="cb319"/>
+                <w:id w:val="3268"/>
                 <w14:checkbox>
                   <w14:checked w14:val="0"/>
                   <w14:checkedState w14:val="2612" w14:font="MS Gothic"/>
@@ -5310,8 +5310,8 @@
             </w:r>
             <w:sdt>
               <w:sdtPr>
-                <w:tag w:val="cb196"/>
-                <w:id w:val="3145"/>
+                <w:tag w:val="cb320"/>
+                <w:id w:val="3269"/>
                 <w14:checkbox>
                   <w14:checked w14:val="0"/>
                   <w14:checkedState w14:val="2612" w14:font="MS Gothic"/>
@@ -5346,8 +5346,8 @@
             </w:r>
             <w:sdt>
               <w:sdtPr>
-                <w:tag w:val="cb197"/>
-                <w:id w:val="3146"/>
+                <w:tag w:val="cb321"/>
+                <w:id w:val="3270"/>
                 <w14:checkbox>
                   <w14:checked w14:val="0"/>
                   <w14:checkedState w14:val="2612" w14:font="MS Gothic"/>
@@ -5382,8 +5382,8 @@
             </w:r>
             <w:sdt>
               <w:sdtPr>
-                <w:tag w:val="cb198"/>
-                <w:id w:val="3147"/>
+                <w:tag w:val="cb322"/>
+                <w:id w:val="3271"/>
                 <w14:checkbox>
                   <w14:checked w14:val="0"/>
                   <w14:checkedState w14:val="2612" w14:font="MS Gothic"/>
@@ -5418,8 +5418,8 @@
             </w:r>
             <w:sdt>
               <w:sdtPr>
-                <w:tag w:val="cb199"/>
-                <w:id w:val="3148"/>
+                <w:tag w:val="cb323"/>
+                <w:id w:val="3272"/>
                 <w14:checkbox>
                   <w14:checked w14:val="0"/>
                   <w14:checkedState w14:val="2612" w14:font="MS Gothic"/>
@@ -5454,8 +5454,8 @@
             </w:r>
             <w:sdt>
               <w:sdtPr>
-                <w:tag w:val="cb200"/>
-                <w:id w:val="3149"/>
+                <w:tag w:val="cb324"/>
+                <w:id w:val="3273"/>
                 <w14:checkbox>
                   <w14:checked w14:val="0"/>
                   <w14:checkedState w14:val="2612" w14:font="MS Gothic"/>
@@ -5490,8 +5490,8 @@
             </w:r>
             <w:sdt>
               <w:sdtPr>
-                <w:tag w:val="cb201"/>
-                <w:id w:val="3150"/>
+                <w:tag w:val="cb325"/>
+                <w:id w:val="3274"/>
                 <w14:checkbox>
                   <w14:checked w14:val="0"/>
                   <w14:checkedState w14:val="2612" w14:font="MS Gothic"/>
@@ -5577,8 +5577,8 @@
             </w:pPr>
             <w:sdt>
               <w:sdtPr>
-                <w:tag w:val="cb202"/>
-                <w:id w:val="3151"/>
+                <w:tag w:val="cb326"/>
+                <w:id w:val="3275"/>
                 <w14:checkbox>
                   <w14:checked w14:val="0"/>
                   <w14:checkedState w14:val="2612" w14:font="MS Gothic"/>
@@ -5613,8 +5613,8 @@
             </w:r>
             <w:sdt>
               <w:sdtPr>
-                <w:tag w:val="cb203"/>
-                <w:id w:val="3152"/>
+                <w:tag w:val="cb327"/>
+                <w:id w:val="3276"/>
                 <w14:checkbox>
                   <w14:checked w14:val="0"/>
                   <w14:checkedState w14:val="2612" w14:font="MS Gothic"/>
@@ -5649,8 +5649,8 @@
             </w:r>
             <w:sdt>
               <w:sdtPr>
-                <w:tag w:val="cb204"/>
-                <w:id w:val="3153"/>
+                <w:tag w:val="cb328"/>
+                <w:id w:val="3277"/>
                 <w14:checkbox>
                   <w14:checked w14:val="0"/>
                   <w14:checkedState w14:val="2612" w14:font="MS Gothic"/>
@@ -5685,8 +5685,8 @@
             </w:r>
             <w:sdt>
               <w:sdtPr>
-                <w:tag w:val="cb205"/>
-                <w:id w:val="3154"/>
+                <w:tag w:val="cb329"/>
+                <w:id w:val="3278"/>
                 <w14:checkbox>
                   <w14:checked w14:val="0"/>
                   <w14:checkedState w14:val="2612" w14:font="MS Gothic"/>
@@ -5721,8 +5721,8 @@
             </w:r>
             <w:sdt>
               <w:sdtPr>
-                <w:tag w:val="cb206"/>
-                <w:id w:val="3155"/>
+                <w:tag w:val="cb330"/>
+                <w:id w:val="3279"/>
                 <w14:checkbox>
                   <w14:checked w14:val="0"/>
                   <w14:checkedState w14:val="2612" w14:font="MS Gothic"/>
@@ -5757,8 +5757,8 @@
             </w:r>
             <w:sdt>
               <w:sdtPr>
-                <w:tag w:val="cb207"/>
-                <w:id w:val="3156"/>
+                <w:tag w:val="cb331"/>
+                <w:id w:val="3280"/>
                 <w14:checkbox>
                   <w14:checked w14:val="0"/>
                   <w14:checkedState w14:val="2612" w14:font="MS Gothic"/>
@@ -5793,8 +5793,44 @@
             </w:r>
             <w:sdt>
               <w:sdtPr>
-                <w:tag w:val="cb208"/>
-                <w:id w:val="3157"/>
+                <w:tag w:val="cb332"/>
+                <w:id w:val="3281"/>
+                <w14:checkbox>
+                  <w14:checked w14:val="0"/>
+                  <w14:checkedState w14:val="2612" w14:font="MS Gothic"/>
+                  <w14:uncheckedState w14:val="2610" w14:font="MS Gothic"/>
+                </w14:checkbox>
+              </w:sdtPr>
+              <w:sdtContent>
+                <w:r>
+                  <w:rPr>
+                    <w:rFonts w:ascii="MS Gothic" w:eastAsia="MS Gothic" w:hAnsi="MS Gothic" w:hint="eastAsia"/>
+                    <w:sz w:val="24"/>
+                  </w:rPr>
+                  <w:t>☐</w:t>
+                </w:r>
+              </w:sdtContent>
+            </w:sdt>
+            <w:r>
+              <w:rPr>
+                <w:rFonts w:ascii="Arial" w:cs="Arial" w:eastAsia="Arial" w:hAnsi="Arial"/>
+                <w:sz w:val="20"/>
+                <w:szCs w:val="20"/>
+              </w:rPr>
+              <w:t xml:space="preserve"> Авторские изделия и хендмейд</w:t>
+            </w:r>
+            <w:r>
+              <w:rPr>
+                <w:rFonts w:ascii="Arial" w:cs="Arial" w:eastAsia="Arial" w:hAnsi="Arial"/>
+                <w:sz w:val="20"/>
+                <w:szCs w:val="20"/>
+              </w:rPr>
+              <w:t xml:space="preserve">    </w:t>
+            </w:r>
+            <w:sdt>
+              <w:sdtPr>
+                <w:tag w:val="cb333"/>
+                <w:id w:val="3282"/>
                 <w14:checkbox>
                   <w14:checked w14:val="0"/>
                   <w14:checkedState w14:val="2612" w14:font="MS Gothic"/>
@@ -5880,8 +5916,8 @@
             </w:pPr>
             <w:sdt>
               <w:sdtPr>
-                <w:tag w:val="cb209"/>
-                <w:id w:val="3158"/>
+                <w:tag w:val="cb334"/>
+                <w:id w:val="3283"/>
                 <w14:checkbox>
                   <w14:checked w14:val="0"/>
                   <w14:checkedState w14:val="2612" w14:font="MS Gothic"/>
@@ -5916,8 +5952,8 @@
             </w:r>
             <w:sdt>
               <w:sdtPr>
-                <w:tag w:val="cb210"/>
-                <w:id w:val="3159"/>
+                <w:tag w:val="cb335"/>
+                <w:id w:val="3284"/>
                 <w14:checkbox>
                   <w14:checked w14:val="0"/>
                   <w14:checkedState w14:val="2612" w14:font="MS Gothic"/>
@@ -5952,8 +5988,8 @@
             </w:r>
             <w:sdt>
               <w:sdtPr>
-                <w:tag w:val="cb211"/>
-                <w:id w:val="3160"/>
+                <w:tag w:val="cb336"/>
+                <w:id w:val="3285"/>
                 <w14:checkbox>
                   <w14:checked w14:val="0"/>
                   <w14:checkedState w14:val="2612" w14:font="MS Gothic"/>
@@ -5988,8 +6024,8 @@
             </w:r>
             <w:sdt>
               <w:sdtPr>
-                <w:tag w:val="cb212"/>
-                <w:id w:val="3161"/>
+                <w:tag w:val="cb337"/>
+                <w:id w:val="3286"/>
                 <w14:checkbox>
                   <w14:checked w14:val="0"/>
                   <w14:checkedState w14:val="2612" w14:font="MS Gothic"/>
@@ -6024,8 +6060,8 @@
             </w:r>
             <w:sdt>
               <w:sdtPr>
-                <w:tag w:val="cb213"/>
-                <w:id w:val="3162"/>
+                <w:tag w:val="cb338"/>
+                <w:id w:val="3287"/>
                 <w14:checkbox>
                   <w14:checked w14:val="0"/>
                   <w14:checkedState w14:val="2612" w14:font="MS Gothic"/>
@@ -6060,8 +6096,8 @@
             </w:r>
             <w:sdt>
               <w:sdtPr>
-                <w:tag w:val="cb214"/>
-                <w:id w:val="3163"/>
+                <w:tag w:val="cb339"/>
+                <w:id w:val="3288"/>
                 <w14:checkbox>
                   <w14:checked w14:val="0"/>
                   <w14:checkedState w14:val="2612" w14:font="MS Gothic"/>
@@ -6147,8 +6183,8 @@
             </w:pPr>
             <w:sdt>
               <w:sdtPr>
-                <w:tag w:val="cb215"/>
-                <w:id w:val="3164"/>
+                <w:tag w:val="cb340"/>
+                <w:id w:val="3289"/>
                 <w14:checkbox>
                   <w14:checked w14:val="0"/>
                   <w14:checkedState w14:val="2612" w14:font="MS Gothic"/>
@@ -6183,8 +6219,8 @@
             </w:r>
             <w:sdt>
               <w:sdtPr>
-                <w:tag w:val="cb216"/>
-                <w:id w:val="3165"/>
+                <w:tag w:val="cb341"/>
+                <w:id w:val="3290"/>
                 <w14:checkbox>
                   <w14:checked w14:val="0"/>
                   <w14:checkedState w14:val="2612" w14:font="MS Gothic"/>
@@ -6219,8 +6255,8 @@
             </w:r>
             <w:sdt>
               <w:sdtPr>
-                <w:tag w:val="cb217"/>
-                <w:id w:val="3166"/>
+                <w:tag w:val="cb342"/>
+                <w:id w:val="3291"/>
                 <w14:checkbox>
                   <w14:checked w14:val="0"/>
                   <w14:checkedState w14:val="2612" w14:font="MS Gothic"/>

--- a/join/files/anketa.docx
+++ b/join/files/anketa.docx
@@ -822,8 +822,8 @@
             </w:pPr>
             <w:sdt>
               <w:sdtPr>
-                <w:tag w:val="cb218"/>
-                <w:id w:val="3167"/>
+                <w:tag w:val="cb343"/>
+                <w:id w:val="3292"/>
                 <w14:checkbox>
                   <w14:checked w14:val="0"/>
                   <w14:checkedState w14:val="2612" w14:font="MS Gothic"/>
@@ -858,8 +858,8 @@
             </w:r>
             <w:sdt>
               <w:sdtPr>
-                <w:tag w:val="cb219"/>
-                <w:id w:val="3168"/>
+                <w:tag w:val="cb344"/>
+                <w:id w:val="3293"/>
                 <w14:checkbox>
                   <w14:checked w14:val="0"/>
                   <w14:checkedState w14:val="2612" w14:font="MS Gothic"/>
@@ -894,8 +894,8 @@
             </w:r>
             <w:sdt>
               <w:sdtPr>
-                <w:tag w:val="cb220"/>
-                <w:id w:val="3169"/>
+                <w:tag w:val="cb345"/>
+                <w:id w:val="3294"/>
                 <w14:checkbox>
                   <w14:checked w14:val="0"/>
                   <w14:checkedState w14:val="2612" w14:font="MS Gothic"/>
@@ -930,8 +930,8 @@
             </w:r>
             <w:sdt>
               <w:sdtPr>
-                <w:tag w:val="cb221"/>
-                <w:id w:val="3170"/>
+                <w:tag w:val="cb346"/>
+                <w:id w:val="3295"/>
                 <w14:checkbox>
                   <w14:checked w14:val="0"/>
                   <w14:checkedState w14:val="2612" w14:font="MS Gothic"/>
@@ -966,8 +966,8 @@
             </w:r>
             <w:sdt>
               <w:sdtPr>
-                <w:tag w:val="cb222"/>
-                <w:id w:val="3171"/>
+                <w:tag w:val="cb347"/>
+                <w:id w:val="3296"/>
                 <w14:checkbox>
                   <w14:checked w14:val="0"/>
                   <w14:checkedState w14:val="2612" w14:font="MS Gothic"/>
@@ -1002,8 +1002,8 @@
             </w:r>
             <w:sdt>
               <w:sdtPr>
-                <w:tag w:val="cb223"/>
-                <w:id w:val="3172"/>
+                <w:tag w:val="cb348"/>
+                <w:id w:val="3297"/>
                 <w14:checkbox>
                   <w14:checked w14:val="0"/>
                   <w14:checkedState w14:val="2612" w14:font="MS Gothic"/>
@@ -1038,8 +1038,8 @@
             </w:r>
             <w:sdt>
               <w:sdtPr>
-                <w:tag w:val="cb224"/>
-                <w:id w:val="3173"/>
+                <w:tag w:val="cb349"/>
+                <w:id w:val="3298"/>
                 <w14:checkbox>
                   <w14:checked w14:val="0"/>
                   <w14:checkedState w14:val="2612" w14:font="MS Gothic"/>
@@ -1125,8 +1125,8 @@
             </w:pPr>
             <w:sdt>
               <w:sdtPr>
-                <w:tag w:val="cb225"/>
-                <w:id w:val="3174"/>
+                <w:tag w:val="cb350"/>
+                <w:id w:val="3299"/>
                 <w14:checkbox>
                   <w14:checked w14:val="0"/>
                   <w14:checkedState w14:val="2612" w14:font="MS Gothic"/>
@@ -1161,8 +1161,8 @@
             </w:r>
             <w:sdt>
               <w:sdtPr>
-                <w:tag w:val="cb226"/>
-                <w:id w:val="3175"/>
+                <w:tag w:val="cb351"/>
+                <w:id w:val="3300"/>
                 <w14:checkbox>
                   <w14:checked w14:val="0"/>
                   <w14:checkedState w14:val="2612" w14:font="MS Gothic"/>
@@ -1197,8 +1197,8 @@
             </w:r>
             <w:sdt>
               <w:sdtPr>
-                <w:tag w:val="cb227"/>
-                <w:id w:val="3176"/>
+                <w:tag w:val="cb352"/>
+                <w:id w:val="3301"/>
                 <w14:checkbox>
                   <w14:checked w14:val="0"/>
                   <w14:checkedState w14:val="2612" w14:font="MS Gothic"/>
@@ -1233,8 +1233,8 @@
             </w:r>
             <w:sdt>
               <w:sdtPr>
-                <w:tag w:val="cb228"/>
-                <w:id w:val="3177"/>
+                <w:tag w:val="cb353"/>
+                <w:id w:val="3302"/>
                 <w14:checkbox>
                   <w14:checked w14:val="0"/>
                   <w14:checkedState w14:val="2612" w14:font="MS Gothic"/>
@@ -1269,8 +1269,8 @@
             </w:r>
             <w:sdt>
               <w:sdtPr>
-                <w:tag w:val="cb229"/>
-                <w:id w:val="3178"/>
+                <w:tag w:val="cb354"/>
+                <w:id w:val="3303"/>
                 <w14:checkbox>
                   <w14:checked w14:val="0"/>
                   <w14:checkedState w14:val="2612" w14:font="MS Gothic"/>
@@ -1305,8 +1305,8 @@
             </w:r>
             <w:sdt>
               <w:sdtPr>
-                <w:tag w:val="cb230"/>
-                <w:id w:val="3179"/>
+                <w:tag w:val="cb355"/>
+                <w:id w:val="3304"/>
                 <w14:checkbox>
                   <w14:checked w14:val="0"/>
                   <w14:checkedState w14:val="2612" w14:font="MS Gothic"/>
@@ -1341,8 +1341,8 @@
             </w:r>
             <w:sdt>
               <w:sdtPr>
-                <w:tag w:val="cb231"/>
-                <w:id w:val="3180"/>
+                <w:tag w:val="cb356"/>
+                <w:id w:val="3305"/>
                 <w14:checkbox>
                   <w14:checked w14:val="0"/>
                   <w14:checkedState w14:val="2612" w14:font="MS Gothic"/>
@@ -1377,8 +1377,8 @@
             </w:r>
             <w:sdt>
               <w:sdtPr>
-                <w:tag w:val="cb232"/>
-                <w:id w:val="3181"/>
+                <w:tag w:val="cb357"/>
+                <w:id w:val="3306"/>
                 <w14:checkbox>
                   <w14:checked w14:val="0"/>
                   <w14:checkedState w14:val="2612" w14:font="MS Gothic"/>
@@ -1413,8 +1413,8 @@
             </w:r>
             <w:sdt>
               <w:sdtPr>
-                <w:tag w:val="cb233"/>
-                <w:id w:val="3182"/>
+                <w:tag w:val="cb358"/>
+                <w:id w:val="3307"/>
                 <w14:checkbox>
                   <w14:checked w14:val="0"/>
                   <w14:checkedState w14:val="2612" w14:font="MS Gothic"/>
@@ -1449,8 +1449,8 @@
             </w:r>
             <w:sdt>
               <w:sdtPr>
-                <w:tag w:val="cb234"/>
-                <w:id w:val="3183"/>
+                <w:tag w:val="cb359"/>
+                <w:id w:val="3308"/>
                 <w14:checkbox>
                   <w14:checked w14:val="0"/>
                   <w14:checkedState w14:val="2612" w14:font="MS Gothic"/>
@@ -1485,8 +1485,8 @@
             </w:r>
             <w:sdt>
               <w:sdtPr>
-                <w:tag w:val="cb235"/>
-                <w:id w:val="3184"/>
+                <w:tag w:val="cb360"/>
+                <w:id w:val="3309"/>
                 <w14:checkbox>
                   <w14:checked w14:val="0"/>
                   <w14:checkedState w14:val="2612" w14:font="MS Gothic"/>
@@ -1572,8 +1572,8 @@
             </w:pPr>
             <w:sdt>
               <w:sdtPr>
-                <w:tag w:val="cb236"/>
-                <w:id w:val="3185"/>
+                <w:tag w:val="cb361"/>
+                <w:id w:val="3310"/>
                 <w14:checkbox>
                   <w14:checked w14:val="0"/>
                   <w14:checkedState w14:val="2612" w14:font="MS Gothic"/>
@@ -1608,8 +1608,8 @@
             </w:r>
             <w:sdt>
               <w:sdtPr>
-                <w:tag w:val="cb237"/>
-                <w:id w:val="3186"/>
+                <w:tag w:val="cb362"/>
+                <w:id w:val="3311"/>
                 <w14:checkbox>
                   <w14:checked w14:val="0"/>
                   <w14:checkedState w14:val="2612" w14:font="MS Gothic"/>
@@ -1644,8 +1644,8 @@
             </w:r>
             <w:sdt>
               <w:sdtPr>
-                <w:tag w:val="cb238"/>
-                <w:id w:val="3187"/>
+                <w:tag w:val="cb363"/>
+                <w:id w:val="3312"/>
                 <w14:checkbox>
                   <w14:checked w14:val="0"/>
                   <w14:checkedState w14:val="2612" w14:font="MS Gothic"/>
@@ -1680,8 +1680,8 @@
             </w:r>
             <w:sdt>
               <w:sdtPr>
-                <w:tag w:val="cb239"/>
-                <w:id w:val="3188"/>
+                <w:tag w:val="cb364"/>
+                <w:id w:val="3313"/>
                 <w14:checkbox>
                   <w14:checked w14:val="0"/>
                   <w14:checkedState w14:val="2612" w14:font="MS Gothic"/>
@@ -1716,8 +1716,8 @@
             </w:r>
             <w:sdt>
               <w:sdtPr>
-                <w:tag w:val="cb240"/>
-                <w:id w:val="3189"/>
+                <w:tag w:val="cb365"/>
+                <w:id w:val="3314"/>
                 <w14:checkbox>
                   <w14:checked w14:val="0"/>
                   <w14:checkedState w14:val="2612" w14:font="MS Gothic"/>
@@ -1752,8 +1752,8 @@
             </w:r>
             <w:sdt>
               <w:sdtPr>
-                <w:tag w:val="cb241"/>
-                <w:id w:val="3190"/>
+                <w:tag w:val="cb366"/>
+                <w:id w:val="3315"/>
                 <w14:checkbox>
                   <w14:checked w14:val="0"/>
                   <w14:checkedState w14:val="2612" w14:font="MS Gothic"/>
@@ -1839,8 +1839,8 @@
             </w:pPr>
             <w:sdt>
               <w:sdtPr>
-                <w:tag w:val="cb242"/>
-                <w:id w:val="3191"/>
+                <w:tag w:val="cb367"/>
+                <w:id w:val="3316"/>
                 <w14:checkbox>
                   <w14:checked w14:val="0"/>
                   <w14:checkedState w14:val="2612" w14:font="MS Gothic"/>
@@ -1875,8 +1875,8 @@
             </w:r>
             <w:sdt>
               <w:sdtPr>
-                <w:tag w:val="cb243"/>
-                <w:id w:val="3192"/>
+                <w:tag w:val="cb368"/>
+                <w:id w:val="3317"/>
                 <w14:checkbox>
                   <w14:checked w14:val="0"/>
                   <w14:checkedState w14:val="2612" w14:font="MS Gothic"/>
@@ -1911,8 +1911,8 @@
             </w:r>
             <w:sdt>
               <w:sdtPr>
-                <w:tag w:val="cb244"/>
-                <w:id w:val="3193"/>
+                <w:tag w:val="cb369"/>
+                <w:id w:val="3318"/>
                 <w14:checkbox>
                   <w14:checked w14:val="0"/>
                   <w14:checkedState w14:val="2612" w14:font="MS Gothic"/>
@@ -1947,8 +1947,8 @@
             </w:r>
             <w:sdt>
               <w:sdtPr>
-                <w:tag w:val="cb245"/>
-                <w:id w:val="3194"/>
+                <w:tag w:val="cb370"/>
+                <w:id w:val="3319"/>
                 <w14:checkbox>
                   <w14:checked w14:val="0"/>
                   <w14:checkedState w14:val="2612" w14:font="MS Gothic"/>
@@ -2034,8 +2034,8 @@
             </w:pPr>
             <w:sdt>
               <w:sdtPr>
-                <w:tag w:val="cb246"/>
-                <w:id w:val="3195"/>
+                <w:tag w:val="cb371"/>
+                <w:id w:val="3320"/>
                 <w14:checkbox>
                   <w14:checked w14:val="0"/>
                   <w14:checkedState w14:val="2612" w14:font="MS Gothic"/>
@@ -2070,8 +2070,8 @@
             </w:r>
             <w:sdt>
               <w:sdtPr>
-                <w:tag w:val="cb247"/>
-                <w:id w:val="3196"/>
+                <w:tag w:val="cb372"/>
+                <w:id w:val="3321"/>
                 <w14:checkbox>
                   <w14:checked w14:val="0"/>
                   <w14:checkedState w14:val="2612" w14:font="MS Gothic"/>
@@ -2106,8 +2106,8 @@
             </w:r>
             <w:sdt>
               <w:sdtPr>
-                <w:tag w:val="cb248"/>
-                <w:id w:val="3197"/>
+                <w:tag w:val="cb373"/>
+                <w:id w:val="3322"/>
                 <w14:checkbox>
                   <w14:checked w14:val="0"/>
                   <w14:checkedState w14:val="2612" w14:font="MS Gothic"/>
@@ -2142,8 +2142,8 @@
             </w:r>
             <w:sdt>
               <w:sdtPr>
-                <w:tag w:val="cb249"/>
-                <w:id w:val="3198"/>
+                <w:tag w:val="cb374"/>
+                <w:id w:val="3323"/>
                 <w14:checkbox>
                   <w14:checked w14:val="0"/>
                   <w14:checkedState w14:val="2612" w14:font="MS Gothic"/>
@@ -2178,8 +2178,8 @@
             </w:r>
             <w:sdt>
               <w:sdtPr>
-                <w:tag w:val="cb250"/>
-                <w:id w:val="3199"/>
+                <w:tag w:val="cb375"/>
+                <w:id w:val="3324"/>
                 <w14:checkbox>
                   <w14:checked w14:val="0"/>
                   <w14:checkedState w14:val="2612" w14:font="MS Gothic"/>
@@ -2214,8 +2214,8 @@
             </w:r>
             <w:sdt>
               <w:sdtPr>
-                <w:tag w:val="cb251"/>
-                <w:id w:val="3200"/>
+                <w:tag w:val="cb376"/>
+                <w:id w:val="3325"/>
                 <w14:checkbox>
                   <w14:checked w14:val="0"/>
                   <w14:checkedState w14:val="2612" w14:font="MS Gothic"/>
@@ -2250,8 +2250,8 @@
             </w:r>
             <w:sdt>
               <w:sdtPr>
-                <w:tag w:val="cb252"/>
-                <w:id w:val="3201"/>
+                <w:tag w:val="cb377"/>
+                <w:id w:val="3326"/>
                 <w14:checkbox>
                   <w14:checked w14:val="0"/>
                   <w14:checkedState w14:val="2612" w14:font="MS Gothic"/>
@@ -2286,8 +2286,8 @@
             </w:r>
             <w:sdt>
               <w:sdtPr>
-                <w:tag w:val="cb253"/>
-                <w:id w:val="3202"/>
+                <w:tag w:val="cb378"/>
+                <w:id w:val="3327"/>
                 <w14:checkbox>
                   <w14:checked w14:val="0"/>
                   <w14:checkedState w14:val="2612" w14:font="MS Gothic"/>
@@ -2322,8 +2322,8 @@
             </w:r>
             <w:sdt>
               <w:sdtPr>
-                <w:tag w:val="cb254"/>
-                <w:id w:val="3203"/>
+                <w:tag w:val="cb379"/>
+                <w:id w:val="3328"/>
                 <w14:checkbox>
                   <w14:checked w14:val="0"/>
                   <w14:checkedState w14:val="2612" w14:font="MS Gothic"/>
@@ -2358,8 +2358,8 @@
             </w:r>
             <w:sdt>
               <w:sdtPr>
-                <w:tag w:val="cb255"/>
-                <w:id w:val="3204"/>
+                <w:tag w:val="cb380"/>
+                <w:id w:val="3329"/>
                 <w14:checkbox>
                   <w14:checked w14:val="0"/>
                   <w14:checkedState w14:val="2612" w14:font="MS Gothic"/>
@@ -2394,8 +2394,8 @@
             </w:r>
             <w:sdt>
               <w:sdtPr>
-                <w:tag w:val="cb256"/>
-                <w:id w:val="3205"/>
+                <w:tag w:val="cb381"/>
+                <w:id w:val="3330"/>
                 <w14:checkbox>
                   <w14:checked w14:val="0"/>
                   <w14:checkedState w14:val="2612" w14:font="MS Gothic"/>
@@ -2430,8 +2430,8 @@
             </w:r>
             <w:sdt>
               <w:sdtPr>
-                <w:tag w:val="cb257"/>
-                <w:id w:val="3206"/>
+                <w:tag w:val="cb382"/>
+                <w:id w:val="3331"/>
                 <w14:checkbox>
                   <w14:checked w14:val="0"/>
                   <w14:checkedState w14:val="2612" w14:font="MS Gothic"/>
@@ -2466,8 +2466,8 @@
             </w:r>
             <w:sdt>
               <w:sdtPr>
-                <w:tag w:val="cb258"/>
-                <w:id w:val="3207"/>
+                <w:tag w:val="cb383"/>
+                <w:id w:val="3332"/>
                 <w14:checkbox>
                   <w14:checked w14:val="0"/>
                   <w14:checkedState w14:val="2612" w14:font="MS Gothic"/>
@@ -2553,8 +2553,8 @@
             </w:pPr>
             <w:sdt>
               <w:sdtPr>
-                <w:tag w:val="cb259"/>
-                <w:id w:val="3208"/>
+                <w:tag w:val="cb384"/>
+                <w:id w:val="3333"/>
                 <w14:checkbox>
                   <w14:checked w14:val="0"/>
                   <w14:checkedState w14:val="2612" w14:font="MS Gothic"/>
@@ -2589,8 +2589,8 @@
             </w:r>
             <w:sdt>
               <w:sdtPr>
-                <w:tag w:val="cb260"/>
-                <w:id w:val="3209"/>
+                <w:tag w:val="cb385"/>
+                <w:id w:val="3334"/>
                 <w14:checkbox>
                   <w14:checked w14:val="0"/>
                   <w14:checkedState w14:val="2612" w14:font="MS Gothic"/>
@@ -2625,8 +2625,8 @@
             </w:r>
             <w:sdt>
               <w:sdtPr>
-                <w:tag w:val="cb261"/>
-                <w:id w:val="3210"/>
+                <w:tag w:val="cb386"/>
+                <w:id w:val="3335"/>
                 <w14:checkbox>
                   <w14:checked w14:val="0"/>
                   <w14:checkedState w14:val="2612" w14:font="MS Gothic"/>
@@ -2661,8 +2661,8 @@
             </w:r>
             <w:sdt>
               <w:sdtPr>
-                <w:tag w:val="cb262"/>
-                <w:id w:val="3211"/>
+                <w:tag w:val="cb387"/>
+                <w:id w:val="3336"/>
                 <w14:checkbox>
                   <w14:checked w14:val="0"/>
                   <w14:checkedState w14:val="2612" w14:font="MS Gothic"/>
@@ -2697,8 +2697,8 @@
             </w:r>
             <w:sdt>
               <w:sdtPr>
-                <w:tag w:val="cb263"/>
-                <w:id w:val="3212"/>
+                <w:tag w:val="cb388"/>
+                <w:id w:val="3337"/>
                 <w14:checkbox>
                   <w14:checked w14:val="0"/>
                   <w14:checkedState w14:val="2612" w14:font="MS Gothic"/>
@@ -2784,8 +2784,8 @@
             </w:pPr>
             <w:sdt>
               <w:sdtPr>
-                <w:tag w:val="cb264"/>
-                <w:id w:val="3213"/>
+                <w:tag w:val="cb389"/>
+                <w:id w:val="3338"/>
                 <w14:checkbox>
                   <w14:checked w14:val="0"/>
                   <w14:checkedState w14:val="2612" w14:font="MS Gothic"/>
@@ -2820,8 +2820,8 @@
             </w:r>
             <w:sdt>
               <w:sdtPr>
-                <w:tag w:val="cb265"/>
-                <w:id w:val="3214"/>
+                <w:tag w:val="cb390"/>
+                <w:id w:val="3339"/>
                 <w14:checkbox>
                   <w14:checked w14:val="0"/>
                   <w14:checkedState w14:val="2612" w14:font="MS Gothic"/>
@@ -2856,8 +2856,8 @@
             </w:r>
             <w:sdt>
               <w:sdtPr>
-                <w:tag w:val="cb266"/>
-                <w:id w:val="3215"/>
+                <w:tag w:val="cb391"/>
+                <w:id w:val="3340"/>
                 <w14:checkbox>
                   <w14:checked w14:val="0"/>
                   <w14:checkedState w14:val="2612" w14:font="MS Gothic"/>
@@ -2892,8 +2892,8 @@
             </w:r>
             <w:sdt>
               <w:sdtPr>
-                <w:tag w:val="cb267"/>
-                <w:id w:val="3216"/>
+                <w:tag w:val="cb392"/>
+                <w:id w:val="3341"/>
                 <w14:checkbox>
                   <w14:checked w14:val="0"/>
                   <w14:checkedState w14:val="2612" w14:font="MS Gothic"/>
@@ -2928,8 +2928,8 @@
             </w:r>
             <w:sdt>
               <w:sdtPr>
-                <w:tag w:val="cb268"/>
-                <w:id w:val="3217"/>
+                <w:tag w:val="cb393"/>
+                <w:id w:val="3342"/>
                 <w14:checkbox>
                   <w14:checked w14:val="0"/>
                   <w14:checkedState w14:val="2612" w14:font="MS Gothic"/>
@@ -3015,8 +3015,8 @@
             </w:pPr>
             <w:sdt>
               <w:sdtPr>
-                <w:tag w:val="cb269"/>
-                <w:id w:val="3218"/>
+                <w:tag w:val="cb394"/>
+                <w:id w:val="3343"/>
                 <w14:checkbox>
                   <w14:checked w14:val="0"/>
                   <w14:checkedState w14:val="2612" w14:font="MS Gothic"/>
@@ -3051,8 +3051,8 @@
             </w:r>
             <w:sdt>
               <w:sdtPr>
-                <w:tag w:val="cb270"/>
-                <w:id w:val="3219"/>
+                <w:tag w:val="cb395"/>
+                <w:id w:val="3344"/>
                 <w14:checkbox>
                   <w14:checked w14:val="0"/>
                   <w14:checkedState w14:val="2612" w14:font="MS Gothic"/>
@@ -3087,8 +3087,8 @@
             </w:r>
             <w:sdt>
               <w:sdtPr>
-                <w:tag w:val="cb271"/>
-                <w:id w:val="3220"/>
+                <w:tag w:val="cb396"/>
+                <w:id w:val="3345"/>
                 <w14:checkbox>
                   <w14:checked w14:val="0"/>
                   <w14:checkedState w14:val="2612" w14:font="MS Gothic"/>
@@ -3123,8 +3123,8 @@
             </w:r>
             <w:sdt>
               <w:sdtPr>
-                <w:tag w:val="cb272"/>
-                <w:id w:val="3221"/>
+                <w:tag w:val="cb397"/>
+                <w:id w:val="3346"/>
                 <w14:checkbox>
                   <w14:checked w14:val="0"/>
                   <w14:checkedState w14:val="2612" w14:font="MS Gothic"/>
@@ -3159,8 +3159,8 @@
             </w:r>
             <w:sdt>
               <w:sdtPr>
-                <w:tag w:val="cb273"/>
-                <w:id w:val="3222"/>
+                <w:tag w:val="cb398"/>
+                <w:id w:val="3347"/>
                 <w14:checkbox>
                   <w14:checked w14:val="0"/>
                   <w14:checkedState w14:val="2612" w14:font="MS Gothic"/>
@@ -3246,8 +3246,8 @@
             </w:pPr>
             <w:sdt>
               <w:sdtPr>
-                <w:tag w:val="cb274"/>
-                <w:id w:val="3223"/>
+                <w:tag w:val="cb399"/>
+                <w:id w:val="3348"/>
                 <w14:checkbox>
                   <w14:checked w14:val="0"/>
                   <w14:checkedState w14:val="2612" w14:font="MS Gothic"/>
@@ -3282,8 +3282,8 @@
             </w:r>
             <w:sdt>
               <w:sdtPr>
-                <w:tag w:val="cb275"/>
-                <w:id w:val="3224"/>
+                <w:tag w:val="cb400"/>
+                <w:id w:val="3349"/>
                 <w14:checkbox>
                   <w14:checked w14:val="0"/>
                   <w14:checkedState w14:val="2612" w14:font="MS Gothic"/>
@@ -3318,8 +3318,8 @@
             </w:r>
             <w:sdt>
               <w:sdtPr>
-                <w:tag w:val="cb276"/>
-                <w:id w:val="3225"/>
+                <w:tag w:val="cb401"/>
+                <w:id w:val="3350"/>
                 <w14:checkbox>
                   <w14:checked w14:val="0"/>
                   <w14:checkedState w14:val="2612" w14:font="MS Gothic"/>
@@ -3354,8 +3354,8 @@
             </w:r>
             <w:sdt>
               <w:sdtPr>
-                <w:tag w:val="cb277"/>
-                <w:id w:val="3226"/>
+                <w:tag w:val="cb402"/>
+                <w:id w:val="3351"/>
                 <w14:checkbox>
                   <w14:checked w14:val="0"/>
                   <w14:checkedState w14:val="2612" w14:font="MS Gothic"/>
@@ -3441,8 +3441,8 @@
             </w:pPr>
             <w:sdt>
               <w:sdtPr>
-                <w:tag w:val="cb278"/>
-                <w:id w:val="3227"/>
+                <w:tag w:val="cb403"/>
+                <w:id w:val="3352"/>
                 <w14:checkbox>
                   <w14:checked w14:val="0"/>
                   <w14:checkedState w14:val="2612" w14:font="MS Gothic"/>
@@ -3477,8 +3477,8 @@
             </w:r>
             <w:sdt>
               <w:sdtPr>
-                <w:tag w:val="cb279"/>
-                <w:id w:val="3228"/>
+                <w:tag w:val="cb404"/>
+                <w:id w:val="3353"/>
                 <w14:checkbox>
                   <w14:checked w14:val="0"/>
                   <w14:checkedState w14:val="2612" w14:font="MS Gothic"/>
@@ -3513,8 +3513,8 @@
             </w:r>
             <w:sdt>
               <w:sdtPr>
-                <w:tag w:val="cb280"/>
-                <w:id w:val="3229"/>
+                <w:tag w:val="cb405"/>
+                <w:id w:val="3354"/>
                 <w14:checkbox>
                   <w14:checked w14:val="0"/>
                   <w14:checkedState w14:val="2612" w14:font="MS Gothic"/>
@@ -3549,8 +3549,8 @@
             </w:r>
             <w:sdt>
               <w:sdtPr>
-                <w:tag w:val="cb281"/>
-                <w:id w:val="3230"/>
+                <w:tag w:val="cb406"/>
+                <w:id w:val="3355"/>
                 <w14:checkbox>
                   <w14:checked w14:val="0"/>
                   <w14:checkedState w14:val="2612" w14:font="MS Gothic"/>
@@ -3636,8 +3636,8 @@
             </w:pPr>
             <w:sdt>
               <w:sdtPr>
-                <w:tag w:val="cb282"/>
-                <w:id w:val="3231"/>
+                <w:tag w:val="cb407"/>
+                <w:id w:val="3356"/>
                 <w14:checkbox>
                   <w14:checked w14:val="0"/>
                   <w14:checkedState w14:val="2612" w14:font="MS Gothic"/>
@@ -3672,8 +3672,8 @@
             </w:r>
             <w:sdt>
               <w:sdtPr>
-                <w:tag w:val="cb283"/>
-                <w:id w:val="3232"/>
+                <w:tag w:val="cb408"/>
+                <w:id w:val="3357"/>
                 <w14:checkbox>
                   <w14:checked w14:val="0"/>
                   <w14:checkedState w14:val="2612" w14:font="MS Gothic"/>
@@ -3708,8 +3708,8 @@
             </w:r>
             <w:sdt>
               <w:sdtPr>
-                <w:tag w:val="cb284"/>
-                <w:id w:val="3233"/>
+                <w:tag w:val="cb409"/>
+                <w:id w:val="3358"/>
                 <w14:checkbox>
                   <w14:checked w14:val="0"/>
                   <w14:checkedState w14:val="2612" w14:font="MS Gothic"/>
@@ -3744,8 +3744,8 @@
             </w:r>
             <w:sdt>
               <w:sdtPr>
-                <w:tag w:val="cb285"/>
-                <w:id w:val="3234"/>
+                <w:tag w:val="cb410"/>
+                <w:id w:val="3359"/>
                 <w14:checkbox>
                   <w14:checked w14:val="0"/>
                   <w14:checkedState w14:val="2612" w14:font="MS Gothic"/>
@@ -3831,8 +3831,8 @@
             </w:pPr>
             <w:sdt>
               <w:sdtPr>
-                <w:tag w:val="cb286"/>
-                <w:id w:val="3235"/>
+                <w:tag w:val="cb411"/>
+                <w:id w:val="3360"/>
                 <w14:checkbox>
                   <w14:checked w14:val="0"/>
                   <w14:checkedState w14:val="2612" w14:font="MS Gothic"/>
@@ -3867,8 +3867,8 @@
             </w:r>
             <w:sdt>
               <w:sdtPr>
-                <w:tag w:val="cb287"/>
-                <w:id w:val="3236"/>
+                <w:tag w:val="cb412"/>
+                <w:id w:val="3361"/>
                 <w14:checkbox>
                   <w14:checked w14:val="0"/>
                   <w14:checkedState w14:val="2612" w14:font="MS Gothic"/>
@@ -3903,8 +3903,8 @@
             </w:r>
             <w:sdt>
               <w:sdtPr>
-                <w:tag w:val="cb288"/>
-                <w:id w:val="3237"/>
+                <w:tag w:val="cb413"/>
+                <w:id w:val="3362"/>
                 <w14:checkbox>
                   <w14:checked w14:val="0"/>
                   <w14:checkedState w14:val="2612" w14:font="MS Gothic"/>
@@ -3939,8 +3939,8 @@
             </w:r>
             <w:sdt>
               <w:sdtPr>
-                <w:tag w:val="cb289"/>
-                <w:id w:val="3238"/>
+                <w:tag w:val="cb414"/>
+                <w:id w:val="3363"/>
                 <w14:checkbox>
                   <w14:checked w14:val="0"/>
                   <w14:checkedState w14:val="2612" w14:font="MS Gothic"/>
@@ -3975,8 +3975,8 @@
             </w:r>
             <w:sdt>
               <w:sdtPr>
-                <w:tag w:val="cb290"/>
-                <w:id w:val="3239"/>
+                <w:tag w:val="cb415"/>
+                <w:id w:val="3364"/>
                 <w14:checkbox>
                   <w14:checked w14:val="0"/>
                   <w14:checkedState w14:val="2612" w14:font="MS Gothic"/>
@@ -4011,8 +4011,8 @@
             </w:r>
             <w:sdt>
               <w:sdtPr>
-                <w:tag w:val="cb291"/>
-                <w:id w:val="3240"/>
+                <w:tag w:val="cb416"/>
+                <w:id w:val="3365"/>
                 <w14:checkbox>
                   <w14:checked w14:val="0"/>
                   <w14:checkedState w14:val="2612" w14:font="MS Gothic"/>
@@ -4047,8 +4047,8 @@
             </w:r>
             <w:sdt>
               <w:sdtPr>
-                <w:tag w:val="cb292"/>
-                <w:id w:val="3241"/>
+                <w:tag w:val="cb417"/>
+                <w:id w:val="3366"/>
                 <w14:checkbox>
                   <w14:checked w14:val="0"/>
                   <w14:checkedState w14:val="2612" w14:font="MS Gothic"/>
@@ -4134,8 +4134,8 @@
             </w:pPr>
             <w:sdt>
               <w:sdtPr>
-                <w:tag w:val="cb293"/>
-                <w:id w:val="3242"/>
+                <w:tag w:val="cb418"/>
+                <w:id w:val="3367"/>
                 <w14:checkbox>
                   <w14:checked w14:val="0"/>
                   <w14:checkedState w14:val="2612" w14:font="MS Gothic"/>
@@ -4170,8 +4170,8 @@
             </w:r>
             <w:sdt>
               <w:sdtPr>
-                <w:tag w:val="cb294"/>
-                <w:id w:val="3243"/>
+                <w:tag w:val="cb419"/>
+                <w:id w:val="3368"/>
                 <w14:checkbox>
                   <w14:checked w14:val="0"/>
                   <w14:checkedState w14:val="2612" w14:font="MS Gothic"/>
@@ -4206,8 +4206,44 @@
             </w:r>
             <w:sdt>
               <w:sdtPr>
-                <w:tag w:val="cb295"/>
-                <w:id w:val="3244"/>
+                <w:tag w:val="cb420"/>
+                <w:id w:val="3369"/>
+                <w14:checkbox>
+                  <w14:checked w14:val="0"/>
+                  <w14:checkedState w14:val="2612" w14:font="MS Gothic"/>
+                  <w14:uncheckedState w14:val="2610" w14:font="MS Gothic"/>
+                </w14:checkbox>
+              </w:sdtPr>
+              <w:sdtContent>
+                <w:r>
+                  <w:rPr>
+                    <w:rFonts w:ascii="MS Gothic" w:eastAsia="MS Gothic" w:hAnsi="MS Gothic" w:hint="eastAsia"/>
+                    <w:sz w:val="24"/>
+                  </w:rPr>
+                  <w:t>☐</w:t>
+                </w:r>
+              </w:sdtContent>
+            </w:sdt>
+            <w:r>
+              <w:rPr>
+                <w:rFonts w:ascii="Arial" w:cs="Arial" w:eastAsia="Arial" w:hAnsi="Arial"/>
+                <w:sz w:val="20"/>
+                <w:szCs w:val="20"/>
+              </w:rPr>
+              <w:t xml:space="preserve"> Поступление в университет и бизнес-школу</w:t>
+            </w:r>
+            <w:r>
+              <w:rPr>
+                <w:rFonts w:ascii="Arial" w:cs="Arial" w:eastAsia="Arial" w:hAnsi="Arial"/>
+                <w:sz w:val="20"/>
+                <w:szCs w:val="20"/>
+              </w:rPr>
+              <w:t xml:space="preserve">    </w:t>
+            </w:r>
+            <w:sdt>
+              <w:sdtPr>
+                <w:tag w:val="cb421"/>
+                <w:id w:val="3370"/>
                 <w14:checkbox>
                   <w14:checked w14:val="0"/>
                   <w14:checkedState w14:val="2612" w14:font="MS Gothic"/>
@@ -4242,8 +4278,8 @@
             </w:r>
             <w:sdt>
               <w:sdtPr>
-                <w:tag w:val="cb296"/>
-                <w:id w:val="3245"/>
+                <w:tag w:val="cb422"/>
+                <w:id w:val="3371"/>
                 <w14:checkbox>
                   <w14:checked w14:val="0"/>
                   <w14:checkedState w14:val="2612" w14:font="MS Gothic"/>
@@ -4329,8 +4365,8 @@
             </w:pPr>
             <w:sdt>
               <w:sdtPr>
-                <w:tag w:val="cb297"/>
-                <w:id w:val="3246"/>
+                <w:tag w:val="cb423"/>
+                <w:id w:val="3372"/>
                 <w14:checkbox>
                   <w14:checked w14:val="0"/>
                   <w14:checkedState w14:val="2612" w14:font="MS Gothic"/>
@@ -4365,8 +4401,8 @@
             </w:r>
             <w:sdt>
               <w:sdtPr>
-                <w:tag w:val="cb298"/>
-                <w:id w:val="3247"/>
+                <w:tag w:val="cb424"/>
+                <w:id w:val="3373"/>
                 <w14:checkbox>
                   <w14:checked w14:val="0"/>
                   <w14:checkedState w14:val="2612" w14:font="MS Gothic"/>
@@ -4401,8 +4437,8 @@
             </w:r>
             <w:sdt>
               <w:sdtPr>
-                <w:tag w:val="cb299"/>
-                <w:id w:val="3248"/>
+                <w:tag w:val="cb425"/>
+                <w:id w:val="3374"/>
                 <w14:checkbox>
                   <w14:checked w14:val="0"/>
                   <w14:checkedState w14:val="2612" w14:font="MS Gothic"/>
@@ -4437,8 +4473,8 @@
             </w:r>
             <w:sdt>
               <w:sdtPr>
-                <w:tag w:val="cb300"/>
-                <w:id w:val="3249"/>
+                <w:tag w:val="cb426"/>
+                <w:id w:val="3375"/>
                 <w14:checkbox>
                   <w14:checked w14:val="0"/>
                   <w14:checkedState w14:val="2612" w14:font="MS Gothic"/>
@@ -4524,8 +4560,8 @@
             </w:pPr>
             <w:sdt>
               <w:sdtPr>
-                <w:tag w:val="cb301"/>
-                <w:id w:val="3250"/>
+                <w:tag w:val="cb427"/>
+                <w:id w:val="3376"/>
                 <w14:checkbox>
                   <w14:checked w14:val="0"/>
                   <w14:checkedState w14:val="2612" w14:font="MS Gothic"/>
@@ -4560,8 +4596,8 @@
             </w:r>
             <w:sdt>
               <w:sdtPr>
-                <w:tag w:val="cb302"/>
-                <w:id w:val="3251"/>
+                <w:tag w:val="cb428"/>
+                <w:id w:val="3377"/>
                 <w14:checkbox>
                   <w14:checked w14:val="0"/>
                   <w14:checkedState w14:val="2612" w14:font="MS Gothic"/>
@@ -4596,8 +4632,8 @@
             </w:r>
             <w:sdt>
               <w:sdtPr>
-                <w:tag w:val="cb303"/>
-                <w:id w:val="3252"/>
+                <w:tag w:val="cb429"/>
+                <w:id w:val="3378"/>
                 <w14:checkbox>
                   <w14:checked w14:val="0"/>
                   <w14:checkedState w14:val="2612" w14:font="MS Gothic"/>
@@ -4632,8 +4668,8 @@
             </w:r>
             <w:sdt>
               <w:sdtPr>
-                <w:tag w:val="cb304"/>
-                <w:id w:val="3253"/>
+                <w:tag w:val="cb430"/>
+                <w:id w:val="3379"/>
                 <w14:checkbox>
                   <w14:checked w14:val="0"/>
                   <w14:checkedState w14:val="2612" w14:font="MS Gothic"/>
@@ -4668,8 +4704,8 @@
             </w:r>
             <w:sdt>
               <w:sdtPr>
-                <w:tag w:val="cb305"/>
-                <w:id w:val="3254"/>
+                <w:tag w:val="cb431"/>
+                <w:id w:val="3380"/>
                 <w14:checkbox>
                   <w14:checked w14:val="0"/>
                   <w14:checkedState w14:val="2612" w14:font="MS Gothic"/>
@@ -4704,8 +4740,8 @@
             </w:r>
             <w:sdt>
               <w:sdtPr>
-                <w:tag w:val="cb306"/>
-                <w:id w:val="3255"/>
+                <w:tag w:val="cb432"/>
+                <w:id w:val="3381"/>
                 <w14:checkbox>
                   <w14:checked w14:val="0"/>
                   <w14:checkedState w14:val="2612" w14:font="MS Gothic"/>
@@ -4740,8 +4776,8 @@
             </w:r>
             <w:sdt>
               <w:sdtPr>
-                <w:tag w:val="cb307"/>
-                <w:id w:val="3256"/>
+                <w:tag w:val="cb433"/>
+                <w:id w:val="3382"/>
                 <w14:checkbox>
                   <w14:checked w14:val="0"/>
                   <w14:checkedState w14:val="2612" w14:font="MS Gothic"/>
@@ -4776,8 +4812,8 @@
             </w:r>
             <w:sdt>
               <w:sdtPr>
-                <w:tag w:val="cb308"/>
-                <w:id w:val="3257"/>
+                <w:tag w:val="cb434"/>
+                <w:id w:val="3383"/>
                 <w14:checkbox>
                   <w14:checked w14:val="0"/>
                   <w14:checkedState w14:val="2612" w14:font="MS Gothic"/>
@@ -4812,8 +4848,8 @@
             </w:r>
             <w:sdt>
               <w:sdtPr>
-                <w:tag w:val="cb309"/>
-                <w:id w:val="3258"/>
+                <w:tag w:val="cb435"/>
+                <w:id w:val="3384"/>
                 <w14:checkbox>
                   <w14:checked w14:val="0"/>
                   <w14:checkedState w14:val="2612" w14:font="MS Gothic"/>
@@ -4848,8 +4884,8 @@
             </w:r>
             <w:sdt>
               <w:sdtPr>
-                <w:tag w:val="cb310"/>
-                <w:id w:val="3259"/>
+                <w:tag w:val="cb436"/>
+                <w:id w:val="3385"/>
                 <w14:checkbox>
                   <w14:checked w14:val="0"/>
                   <w14:checkedState w14:val="2612" w14:font="MS Gothic"/>
@@ -4884,8 +4920,8 @@
             </w:r>
             <w:sdt>
               <w:sdtPr>
-                <w:tag w:val="cb311"/>
-                <w:id w:val="3260"/>
+                <w:tag w:val="cb437"/>
+                <w:id w:val="3386"/>
                 <w14:checkbox>
                   <w14:checked w14:val="0"/>
                   <w14:checkedState w14:val="2612" w14:font="MS Gothic"/>
@@ -4920,8 +4956,8 @@
             </w:r>
             <w:sdt>
               <w:sdtPr>
-                <w:tag w:val="cb312"/>
-                <w:id w:val="3261"/>
+                <w:tag w:val="cb438"/>
+                <w:id w:val="3387"/>
                 <w14:checkbox>
                   <w14:checked w14:val="0"/>
                   <w14:checkedState w14:val="2612" w14:font="MS Gothic"/>
@@ -4956,8 +4992,8 @@
             </w:r>
             <w:sdt>
               <w:sdtPr>
-                <w:tag w:val="cb313"/>
-                <w:id w:val="3262"/>
+                <w:tag w:val="cb439"/>
+                <w:id w:val="3388"/>
                 <w14:checkbox>
                   <w14:checked w14:val="0"/>
                   <w14:checkedState w14:val="2612" w14:font="MS Gothic"/>
@@ -5043,8 +5079,8 @@
             </w:pPr>
             <w:sdt>
               <w:sdtPr>
-                <w:tag w:val="cb314"/>
-                <w:id w:val="3263"/>
+                <w:tag w:val="cb440"/>
+                <w:id w:val="3389"/>
                 <w14:checkbox>
                   <w14:checked w14:val="0"/>
                   <w14:checkedState w14:val="2612" w14:font="MS Gothic"/>
@@ -5079,8 +5115,8 @@
             </w:r>
             <w:sdt>
               <w:sdtPr>
-                <w:tag w:val="cb315"/>
-                <w:id w:val="3264"/>
+                <w:tag w:val="cb441"/>
+                <w:id w:val="3390"/>
                 <w14:checkbox>
                   <w14:checked w14:val="0"/>
                   <w14:checkedState w14:val="2612" w14:font="MS Gothic"/>
@@ -5115,8 +5151,8 @@
             </w:r>
             <w:sdt>
               <w:sdtPr>
-                <w:tag w:val="cb316"/>
-                <w:id w:val="3265"/>
+                <w:tag w:val="cb442"/>
+                <w:id w:val="3391"/>
                 <w14:checkbox>
                   <w14:checked w14:val="0"/>
                   <w14:checkedState w14:val="2612" w14:font="MS Gothic"/>
@@ -5151,8 +5187,8 @@
             </w:r>
             <w:sdt>
               <w:sdtPr>
-                <w:tag w:val="cb317"/>
-                <w:id w:val="3266"/>
+                <w:tag w:val="cb443"/>
+                <w:id w:val="3392"/>
                 <w14:checkbox>
                   <w14:checked w14:val="0"/>
                   <w14:checkedState w14:val="2612" w14:font="MS Gothic"/>
@@ -5238,8 +5274,8 @@
             </w:pPr>
             <w:sdt>
               <w:sdtPr>
-                <w:tag w:val="cb318"/>
-                <w:id w:val="3267"/>
+                <w:tag w:val="cb444"/>
+                <w:id w:val="3393"/>
                 <w14:checkbox>
                   <w14:checked w14:val="0"/>
                   <w14:checkedState w14:val="2612" w14:font="MS Gothic"/>
@@ -5274,8 +5310,8 @@
             </w:r>
             <w:sdt>
               <w:sdtPr>
-                <w:tag w:val="cb319"/>
-                <w:id w:val="3268"/>
+                <w:tag w:val="cb445"/>
+                <w:id w:val="3394"/>
                 <w14:checkbox>
                   <w14:checked w14:val="0"/>
                   <w14:checkedState w14:val="2612" w14:font="MS Gothic"/>
@@ -5310,8 +5346,8 @@
             </w:r>
             <w:sdt>
               <w:sdtPr>
-                <w:tag w:val="cb320"/>
-                <w:id w:val="3269"/>
+                <w:tag w:val="cb446"/>
+                <w:id w:val="3395"/>
                 <w14:checkbox>
                   <w14:checked w14:val="0"/>
                   <w14:checkedState w14:val="2612" w14:font="MS Gothic"/>
@@ -5346,8 +5382,8 @@
             </w:r>
             <w:sdt>
               <w:sdtPr>
-                <w:tag w:val="cb321"/>
-                <w:id w:val="3270"/>
+                <w:tag w:val="cb447"/>
+                <w:id w:val="3396"/>
                 <w14:checkbox>
                   <w14:checked w14:val="0"/>
                   <w14:checkedState w14:val="2612" w14:font="MS Gothic"/>
@@ -5382,8 +5418,8 @@
             </w:r>
             <w:sdt>
               <w:sdtPr>
-                <w:tag w:val="cb322"/>
-                <w:id w:val="3271"/>
+                <w:tag w:val="cb448"/>
+                <w:id w:val="3397"/>
                 <w14:checkbox>
                   <w14:checked w14:val="0"/>
                   <w14:checkedState w14:val="2612" w14:font="MS Gothic"/>
@@ -5418,8 +5454,8 @@
             </w:r>
             <w:sdt>
               <w:sdtPr>
-                <w:tag w:val="cb323"/>
-                <w:id w:val="3272"/>
+                <w:tag w:val="cb449"/>
+                <w:id w:val="3398"/>
                 <w14:checkbox>
                   <w14:checked w14:val="0"/>
                   <w14:checkedState w14:val="2612" w14:font="MS Gothic"/>
@@ -5454,8 +5490,8 @@
             </w:r>
             <w:sdt>
               <w:sdtPr>
-                <w:tag w:val="cb324"/>
-                <w:id w:val="3273"/>
+                <w:tag w:val="cb450"/>
+                <w:id w:val="3399"/>
                 <w14:checkbox>
                   <w14:checked w14:val="0"/>
                   <w14:checkedState w14:val="2612" w14:font="MS Gothic"/>
@@ -5490,8 +5526,8 @@
             </w:r>
             <w:sdt>
               <w:sdtPr>
-                <w:tag w:val="cb325"/>
-                <w:id w:val="3274"/>
+                <w:tag w:val="cb451"/>
+                <w:id w:val="3400"/>
                 <w14:checkbox>
                   <w14:checked w14:val="0"/>
                   <w14:checkedState w14:val="2612" w14:font="MS Gothic"/>
@@ -5577,8 +5613,8 @@
             </w:pPr>
             <w:sdt>
               <w:sdtPr>
-                <w:tag w:val="cb326"/>
-                <w:id w:val="3275"/>
+                <w:tag w:val="cb452"/>
+                <w:id w:val="3401"/>
                 <w14:checkbox>
                   <w14:checked w14:val="0"/>
                   <w14:checkedState w14:val="2612" w14:font="MS Gothic"/>
@@ -5613,8 +5649,8 @@
             </w:r>
             <w:sdt>
               <w:sdtPr>
-                <w:tag w:val="cb327"/>
-                <w:id w:val="3276"/>
+                <w:tag w:val="cb453"/>
+                <w:id w:val="3402"/>
                 <w14:checkbox>
                   <w14:checked w14:val="0"/>
                   <w14:checkedState w14:val="2612" w14:font="MS Gothic"/>
@@ -5649,8 +5685,8 @@
             </w:r>
             <w:sdt>
               <w:sdtPr>
-                <w:tag w:val="cb328"/>
-                <w:id w:val="3277"/>
+                <w:tag w:val="cb454"/>
+                <w:id w:val="3403"/>
                 <w14:checkbox>
                   <w14:checked w14:val="0"/>
                   <w14:checkedState w14:val="2612" w14:font="MS Gothic"/>
@@ -5685,8 +5721,8 @@
             </w:r>
             <w:sdt>
               <w:sdtPr>
-                <w:tag w:val="cb329"/>
-                <w:id w:val="3278"/>
+                <w:tag w:val="cb455"/>
+                <w:id w:val="3404"/>
                 <w14:checkbox>
                   <w14:checked w14:val="0"/>
                   <w14:checkedState w14:val="2612" w14:font="MS Gothic"/>
@@ -5721,8 +5757,8 @@
             </w:r>
             <w:sdt>
               <w:sdtPr>
-                <w:tag w:val="cb330"/>
-                <w:id w:val="3279"/>
+                <w:tag w:val="cb456"/>
+                <w:id w:val="3405"/>
                 <w14:checkbox>
                   <w14:checked w14:val="0"/>
                   <w14:checkedState w14:val="2612" w14:font="MS Gothic"/>
@@ -5757,8 +5793,8 @@
             </w:r>
             <w:sdt>
               <w:sdtPr>
-                <w:tag w:val="cb331"/>
-                <w:id w:val="3280"/>
+                <w:tag w:val="cb457"/>
+                <w:id w:val="3406"/>
                 <w14:checkbox>
                   <w14:checked w14:val="0"/>
                   <w14:checkedState w14:val="2612" w14:font="MS Gothic"/>
@@ -5793,8 +5829,8 @@
             </w:r>
             <w:sdt>
               <w:sdtPr>
-                <w:tag w:val="cb332"/>
-                <w:id w:val="3281"/>
+                <w:tag w:val="cb458"/>
+                <w:id w:val="3407"/>
                 <w14:checkbox>
                   <w14:checked w14:val="0"/>
                   <w14:checkedState w14:val="2612" w14:font="MS Gothic"/>
@@ -5829,8 +5865,8 @@
             </w:r>
             <w:sdt>
               <w:sdtPr>
-                <w:tag w:val="cb333"/>
-                <w:id w:val="3282"/>
+                <w:tag w:val="cb459"/>
+                <w:id w:val="3408"/>
                 <w14:checkbox>
                   <w14:checked w14:val="0"/>
                   <w14:checkedState w14:val="2612" w14:font="MS Gothic"/>
@@ -5916,8 +5952,8 @@
             </w:pPr>
             <w:sdt>
               <w:sdtPr>
-                <w:tag w:val="cb334"/>
-                <w:id w:val="3283"/>
+                <w:tag w:val="cb460"/>
+                <w:id w:val="3409"/>
                 <w14:checkbox>
                   <w14:checked w14:val="0"/>
                   <w14:checkedState w14:val="2612" w14:font="MS Gothic"/>
@@ -5952,8 +5988,8 @@
             </w:r>
             <w:sdt>
               <w:sdtPr>
-                <w:tag w:val="cb335"/>
-                <w:id w:val="3284"/>
+                <w:tag w:val="cb461"/>
+                <w:id w:val="3410"/>
                 <w14:checkbox>
                   <w14:checked w14:val="0"/>
                   <w14:checkedState w14:val="2612" w14:font="MS Gothic"/>
@@ -5988,8 +6024,8 @@
             </w:r>
             <w:sdt>
               <w:sdtPr>
-                <w:tag w:val="cb336"/>
-                <w:id w:val="3285"/>
+                <w:tag w:val="cb462"/>
+                <w:id w:val="3411"/>
                 <w14:checkbox>
                   <w14:checked w14:val="0"/>
                   <w14:checkedState w14:val="2612" w14:font="MS Gothic"/>
@@ -6024,8 +6060,8 @@
             </w:r>
             <w:sdt>
               <w:sdtPr>
-                <w:tag w:val="cb337"/>
-                <w:id w:val="3286"/>
+                <w:tag w:val="cb463"/>
+                <w:id w:val="3412"/>
                 <w14:checkbox>
                   <w14:checked w14:val="0"/>
                   <w14:checkedState w14:val="2612" w14:font="MS Gothic"/>
@@ -6060,8 +6096,8 @@
             </w:r>
             <w:sdt>
               <w:sdtPr>
-                <w:tag w:val="cb338"/>
-                <w:id w:val="3287"/>
+                <w:tag w:val="cb464"/>
+                <w:id w:val="3413"/>
                 <w14:checkbox>
                   <w14:checked w14:val="0"/>
                   <w14:checkedState w14:val="2612" w14:font="MS Gothic"/>
@@ -6096,8 +6132,8 @@
             </w:r>
             <w:sdt>
               <w:sdtPr>
-                <w:tag w:val="cb339"/>
-                <w:id w:val="3288"/>
+                <w:tag w:val="cb465"/>
+                <w:id w:val="3414"/>
                 <w14:checkbox>
                   <w14:checked w14:val="0"/>
                   <w14:checkedState w14:val="2612" w14:font="MS Gothic"/>
@@ -6183,8 +6219,8 @@
             </w:pPr>
             <w:sdt>
               <w:sdtPr>
-                <w:tag w:val="cb340"/>
-                <w:id w:val="3289"/>
+                <w:tag w:val="cb466"/>
+                <w:id w:val="3415"/>
                 <w14:checkbox>
                   <w14:checked w14:val="0"/>
                   <w14:checkedState w14:val="2612" w14:font="MS Gothic"/>
@@ -6219,8 +6255,8 @@
             </w:r>
             <w:sdt>
               <w:sdtPr>
-                <w:tag w:val="cb341"/>
-                <w:id w:val="3290"/>
+                <w:tag w:val="cb467"/>
+                <w:id w:val="3416"/>
                 <w14:checkbox>
                   <w14:checked w14:val="0"/>
                   <w14:checkedState w14:val="2612" w14:font="MS Gothic"/>
@@ -6255,8 +6291,8 @@
             </w:r>
             <w:sdt>
               <w:sdtPr>
-                <w:tag w:val="cb342"/>
-                <w:id w:val="3291"/>
+                <w:tag w:val="cb468"/>
+                <w:id w:val="3417"/>
                 <w14:checkbox>
                   <w14:checked w14:val="0"/>
                   <w14:checkedState w14:val="2612" w14:font="MS Gothic"/>
